--- a/Embedded .NET Engine Samples/Basic/Data Source Usage/RunReportSQL/Samples/Microsoft SQL Server - Template.docx
+++ b/Embedded .NET Engine Samples/Basic/Data Source Usage/RunReportSQL/Samples/Microsoft SQL Server - Template.docx
@@ -1,6 +1,6 @@
 
 <file path=word/document.xml><?xml version="1.0" encoding="utf-8"?>
-<w:document xmlns:wpc="http://schemas.microsoft.com/office/word/2010/wordprocessingCanvas" xmlns:mc="http://schemas.openxmlformats.org/markup-compatibility/2006" xmlns:o="urn:schemas-microsoft-com:office:office" xmlns:r="http://schemas.openxmlformats.org/officeDocument/2006/relationships" xmlns:m="http://schemas.openxmlformats.org/officeDocument/2006/math" xmlns:v="urn:schemas-microsoft-com:vml" xmlns:wp14="http://schemas.microsoft.com/office/word/2010/wordprocessingDrawing" xmlns:wp="http://schemas.openxmlformats.org/drawingml/2006/wordprocessingDrawing" xmlns:w10="urn:schemas-microsoft-com:office:word" xmlns:w="http://schemas.openxmlformats.org/wordprocessingml/2006/main" xmlns:w14="http://schemas.microsoft.com/office/word/2010/wordml" xmlns:wpg="http://schemas.microsoft.com/office/word/2010/wordprocessingGroup" xmlns:wpi="http://schemas.microsoft.com/office/word/2010/wordprocessingInk" xmlns:wne="http://schemas.microsoft.com/office/word/2006/wordml" xmlns:wps="http://schemas.microsoft.com/office/word/2010/wordprocessingShape" mc:Ignorable="w14 wp14">
+<w:document xmlns:wpc="http://schemas.microsoft.com/office/word/2010/wordprocessingCanvas" xmlns:cx="http://schemas.microsoft.com/office/drawing/2014/chartex" xmlns:cx1="http://schemas.microsoft.com/office/drawing/2015/9/8/chartex" xmlns:cx2="http://schemas.microsoft.com/office/drawing/2015/10/21/chartex" xmlns:cx3="http://schemas.microsoft.com/office/drawing/2016/5/9/chartex" xmlns:cx4="http://schemas.microsoft.com/office/drawing/2016/5/10/chartex" xmlns:cx5="http://schemas.microsoft.com/office/drawing/2016/5/11/chartex" xmlns:cx6="http://schemas.microsoft.com/office/drawing/2016/5/12/chartex" xmlns:cx7="http://schemas.microsoft.com/office/drawing/2016/5/13/chartex" xmlns:cx8="http://schemas.microsoft.com/office/drawing/2016/5/14/chartex" xmlns:mc="http://schemas.openxmlformats.org/markup-compatibility/2006" xmlns:aink="http://schemas.microsoft.com/office/drawing/2016/ink" xmlns:am3d="http://schemas.microsoft.com/office/drawing/2017/model3d" xmlns:o="urn:schemas-microsoft-com:office:office" xmlns:oel="http://schemas.microsoft.com/office/2019/extlst" xmlns:r="http://schemas.openxmlformats.org/officeDocument/2006/relationships" xmlns:m="http://schemas.openxmlformats.org/officeDocument/2006/math" xmlns:v="urn:schemas-microsoft-com:vml" xmlns:wp14="http://schemas.microsoft.com/office/word/2010/wordprocessingDrawing" xmlns:wp="http://schemas.openxmlformats.org/drawingml/2006/wordprocessingDrawing" xmlns:w10="urn:schemas-microsoft-com:office:word" xmlns:w="http://schemas.openxmlformats.org/wordprocessingml/2006/main" xmlns:w14="http://schemas.microsoft.com/office/word/2010/wordml" xmlns:w15="http://schemas.microsoft.com/office/word/2012/wordml" xmlns:w16cex="http://schemas.microsoft.com/office/word/2018/wordml/cex" xmlns:w16cid="http://schemas.microsoft.com/office/word/2016/wordml/cid" xmlns:w16="http://schemas.microsoft.com/office/word/2018/wordml" xmlns:w16du="http://schemas.microsoft.com/office/word/2023/wordml/word16du" xmlns:w16sdtdh="http://schemas.microsoft.com/office/word/2020/wordml/sdtdatahash" xmlns:w16sdtfl="http://schemas.microsoft.com/office/word/2024/wordml/sdtformatlock" xmlns:w16se="http://schemas.microsoft.com/office/word/2015/wordml/symex" xmlns:wpg="http://schemas.microsoft.com/office/word/2010/wordprocessingGroup" xmlns:wpi="http://schemas.microsoft.com/office/word/2010/wordprocessingInk" xmlns:wne="http://schemas.microsoft.com/office/word/2006/wordml" xmlns:wps="http://schemas.microsoft.com/office/word/2010/wordprocessingShape" mc:Ignorable="w14 w15 w16se w16cid w16 w16cex w16sdtdh w16sdtfl w16du wp14">
   <w:body>
     <w:p>
       <w:pPr>
@@ -41,7 +41,6 @@
       <w:r>
         <w:fldChar w:fldCharType="end"/>
       </w:r>
-      <w:bookmarkStart w:id="1" w:name="_GoBack"/>
       <w:r>
         <w:fldChar w:fldCharType="begin"/>
       </w:r>
@@ -57,7 +56,6 @@
       <w:r>
         <w:fldChar w:fldCharType="end"/>
       </w:r>
-      <w:bookmarkEnd w:id="1"/>
       <w:r>
         <w:t xml:space="preserve"> </w:t>
       </w:r>
@@ -376,15 +374,7 @@
         <w:pStyle w:val="Heading3"/>
       </w:pPr>
       <w:r>
-        <w:t xml:space="preserve">Table </w:t>
-      </w:r>
-      <w:proofErr w:type="gramStart"/>
-      <w:r>
-        <w:t>With</w:t>
-      </w:r>
-      <w:proofErr w:type="gramEnd"/>
-      <w:r>
-        <w:t xml:space="preserve"> Data Split by Columns</w:t>
+        <w:t>Table With Data Split by Columns</w:t>
       </w:r>
     </w:p>
     <w:p>
@@ -413,7 +403,7 @@
           <w:sz w:val="20"/>
           <w:szCs w:val="20"/>
         </w:rPr>
-        <w:t>Please note that in the final row, there are no elements for [1] - [3] as there are 9 rows of data, not 12. Also not the use of if select=’${</w:t>
+        <w:t xml:space="preserve">Please note that in the final row, there are no elements for [1] - [3] as there are 9 rows of data, not 12. </w:t>
       </w:r>
       <w:proofErr w:type="gramStart"/>
       <w:r>
@@ -421,7 +411,7 @@
           <w:sz w:val="20"/>
           <w:szCs w:val="20"/>
         </w:rPr>
-        <w:t>@item[</w:t>
+        <w:t>Also</w:t>
       </w:r>
       <w:proofErr w:type="gramEnd"/>
       <w:r>
@@ -429,7 +419,7 @@
           <w:sz w:val="20"/>
           <w:szCs w:val="20"/>
         </w:rPr>
-        <w:t>2]}’. The if is needed because of the text “Rate:</w:t>
+        <w:t xml:space="preserve"> not the use of if select=’${@</w:t>
       </w:r>
       <w:proofErr w:type="gramStart"/>
       <w:r>
@@ -437,7 +427,7 @@
           <w:sz w:val="20"/>
           <w:szCs w:val="20"/>
         </w:rPr>
-        <w:t>”.</w:t>
+        <w:t>item[2]}</w:t>
       </w:r>
       <w:proofErr w:type="gramEnd"/>
       <w:r>
@@ -445,7 +435,7 @@
           <w:sz w:val="20"/>
           <w:szCs w:val="20"/>
         </w:rPr>
-        <w:t xml:space="preserve"> Also note the ‘@’ symbol in ${</w:t>
+        <w:t xml:space="preserve">’. The if is needed because of the text “Rate:”. Also note </w:t>
       </w:r>
       <w:proofErr w:type="gramStart"/>
       <w:r>
@@ -453,7 +443,7 @@
           <w:sz w:val="20"/>
           <w:szCs w:val="20"/>
         </w:rPr>
-        <w:t>@item[</w:t>
+        <w:t>the ‘@’</w:t>
       </w:r>
       <w:proofErr w:type="gramEnd"/>
       <w:r>
@@ -461,7 +451,23 @@
           <w:sz w:val="20"/>
           <w:szCs w:val="20"/>
         </w:rPr>
-        <w:t>2]}.</w:t>
+        <w:t xml:space="preserve"> symbol in ${@</w:t>
+      </w:r>
+      <w:proofErr w:type="gramStart"/>
+      <w:r>
+        <w:rPr>
+          <w:sz w:val="20"/>
+          <w:szCs w:val="20"/>
+        </w:rPr>
+        <w:t>item[2]}</w:t>
+      </w:r>
+      <w:proofErr w:type="gramEnd"/>
+      <w:r>
+        <w:rPr>
+          <w:sz w:val="20"/>
+          <w:szCs w:val="20"/>
+        </w:rPr>
+        <w:t>.</w:t>
       </w:r>
     </w:p>
     <w:tbl>
@@ -1019,17 +1025,12 @@
         <w:t xml:space="preserve">The [1], [2], and [3] do not have to be restricted to their own column. Here we switch the order. This requires a JDBC driver that can execute </w:t>
       </w:r>
       <w:proofErr w:type="spellStart"/>
-      <w:proofErr w:type="gramStart"/>
       <w:r>
         <w:t>ResultSet.previous</w:t>
       </w:r>
       <w:proofErr w:type="spellEnd"/>
       <w:r>
-        <w:t>(</w:t>
-      </w:r>
-      <w:proofErr w:type="gramEnd"/>
-      <w:r>
-        <w:t>).</w:t>
+        <w:t>().</w:t>
       </w:r>
     </w:p>
     <w:tbl>
@@ -1576,12 +1577,12 @@
     </w:p>
     <w:p/>
     <w:sectPr>
-      <w:headerReference w:type="even" r:id="rId8"/>
-      <w:headerReference w:type="default" r:id="rId9"/>
-      <w:footerReference w:type="even" r:id="rId10"/>
-      <w:footerReference w:type="default" r:id="rId11"/>
-      <w:headerReference w:type="first" r:id="rId12"/>
-      <w:footerReference w:type="first" r:id="rId13"/>
+      <w:headerReference w:type="even" r:id="rId7"/>
+      <w:headerReference w:type="default" r:id="rId8"/>
+      <w:footerReference w:type="even" r:id="rId9"/>
+      <w:footerReference w:type="default" r:id="rId10"/>
+      <w:headerReference w:type="first" r:id="rId11"/>
+      <w:footerReference w:type="first" r:id="rId12"/>
       <w:pgSz w:w="12240" w:h="15840"/>
       <w:pgMar w:top="1440" w:right="1440" w:bottom="1440" w:left="1440" w:header="720" w:footer="720" w:gutter="0"/>
       <w:cols w:space="720"/>
@@ -1593,7 +1594,7 @@
 </file>
 
 <file path=word/endnotes.xml><?xml version="1.0" encoding="utf-8"?>
-<w:endnotes xmlns:wpc="http://schemas.microsoft.com/office/word/2010/wordprocessingCanvas" xmlns:mc="http://schemas.openxmlformats.org/markup-compatibility/2006" xmlns:o="urn:schemas-microsoft-com:office:office" xmlns:r="http://schemas.openxmlformats.org/officeDocument/2006/relationships" xmlns:m="http://schemas.openxmlformats.org/officeDocument/2006/math" xmlns:v="urn:schemas-microsoft-com:vml" xmlns:wp14="http://schemas.microsoft.com/office/word/2010/wordprocessingDrawing" xmlns:wp="http://schemas.openxmlformats.org/drawingml/2006/wordprocessingDrawing" xmlns:w10="urn:schemas-microsoft-com:office:word" xmlns:w="http://schemas.openxmlformats.org/wordprocessingml/2006/main" xmlns:w14="http://schemas.microsoft.com/office/word/2010/wordml" xmlns:wpg="http://schemas.microsoft.com/office/word/2010/wordprocessingGroup" xmlns:wpi="http://schemas.microsoft.com/office/word/2010/wordprocessingInk" xmlns:wne="http://schemas.microsoft.com/office/word/2006/wordml" xmlns:wps="http://schemas.microsoft.com/office/word/2010/wordprocessingShape" mc:Ignorable="w14 wp14">
+<w:endnotes xmlns:wpc="http://schemas.microsoft.com/office/word/2010/wordprocessingCanvas" xmlns:cx="http://schemas.microsoft.com/office/drawing/2014/chartex" xmlns:cx1="http://schemas.microsoft.com/office/drawing/2015/9/8/chartex" xmlns:cx2="http://schemas.microsoft.com/office/drawing/2015/10/21/chartex" xmlns:cx3="http://schemas.microsoft.com/office/drawing/2016/5/9/chartex" xmlns:cx4="http://schemas.microsoft.com/office/drawing/2016/5/10/chartex" xmlns:cx5="http://schemas.microsoft.com/office/drawing/2016/5/11/chartex" xmlns:cx6="http://schemas.microsoft.com/office/drawing/2016/5/12/chartex" xmlns:cx7="http://schemas.microsoft.com/office/drawing/2016/5/13/chartex" xmlns:cx8="http://schemas.microsoft.com/office/drawing/2016/5/14/chartex" xmlns:mc="http://schemas.openxmlformats.org/markup-compatibility/2006" xmlns:aink="http://schemas.microsoft.com/office/drawing/2016/ink" xmlns:am3d="http://schemas.microsoft.com/office/drawing/2017/model3d" xmlns:o="urn:schemas-microsoft-com:office:office" xmlns:oel="http://schemas.microsoft.com/office/2019/extlst" xmlns:r="http://schemas.openxmlformats.org/officeDocument/2006/relationships" xmlns:m="http://schemas.openxmlformats.org/officeDocument/2006/math" xmlns:v="urn:schemas-microsoft-com:vml" xmlns:wp14="http://schemas.microsoft.com/office/word/2010/wordprocessingDrawing" xmlns:wp="http://schemas.openxmlformats.org/drawingml/2006/wordprocessingDrawing" xmlns:w10="urn:schemas-microsoft-com:office:word" xmlns:w="http://schemas.openxmlformats.org/wordprocessingml/2006/main" xmlns:w14="http://schemas.microsoft.com/office/word/2010/wordml" xmlns:w15="http://schemas.microsoft.com/office/word/2012/wordml" xmlns:w16cex="http://schemas.microsoft.com/office/word/2018/wordml/cex" xmlns:w16cid="http://schemas.microsoft.com/office/word/2016/wordml/cid" xmlns:w16="http://schemas.microsoft.com/office/word/2018/wordml" xmlns:w16du="http://schemas.microsoft.com/office/word/2023/wordml/word16du" xmlns:w16sdtdh="http://schemas.microsoft.com/office/word/2020/wordml/sdtdatahash" xmlns:w16sdtfl="http://schemas.microsoft.com/office/word/2024/wordml/sdtformatlock" xmlns:w16se="http://schemas.microsoft.com/office/word/2015/wordml/symex" xmlns:wpg="http://schemas.microsoft.com/office/word/2010/wordprocessingGroup" xmlns:wpi="http://schemas.microsoft.com/office/word/2010/wordprocessingInk" xmlns:wne="http://schemas.microsoft.com/office/word/2006/wordml" xmlns:wps="http://schemas.microsoft.com/office/word/2010/wordprocessingShape" mc:Ignorable="w14 w15 w16se w16cid w16 w16cex w16sdtdh w16sdtfl w16du wp14">
   <w:endnote w:type="separator" w:id="-1">
     <w:p>
       <w:r>
@@ -1612,7 +1613,7 @@
 </file>
 
 <file path=word/footer1.xml><?xml version="1.0" encoding="utf-8"?>
-<w:ftr xmlns:wpc="http://schemas.microsoft.com/office/word/2010/wordprocessingCanvas" xmlns:mc="http://schemas.openxmlformats.org/markup-compatibility/2006" xmlns:o="urn:schemas-microsoft-com:office:office" xmlns:r="http://schemas.openxmlformats.org/officeDocument/2006/relationships" xmlns:m="http://schemas.openxmlformats.org/officeDocument/2006/math" xmlns:v="urn:schemas-microsoft-com:vml" xmlns:wp14="http://schemas.microsoft.com/office/word/2010/wordprocessingDrawing" xmlns:wp="http://schemas.openxmlformats.org/drawingml/2006/wordprocessingDrawing" xmlns:w10="urn:schemas-microsoft-com:office:word" xmlns:w="http://schemas.openxmlformats.org/wordprocessingml/2006/main" xmlns:w14="http://schemas.microsoft.com/office/word/2010/wordml" xmlns:wpg="http://schemas.microsoft.com/office/word/2010/wordprocessingGroup" xmlns:wpi="http://schemas.microsoft.com/office/word/2010/wordprocessingInk" xmlns:wne="http://schemas.microsoft.com/office/word/2006/wordml" xmlns:wps="http://schemas.microsoft.com/office/word/2010/wordprocessingShape" mc:Ignorable="w14 wp14">
+<w:ftr xmlns:wpc="http://schemas.microsoft.com/office/word/2010/wordprocessingCanvas" xmlns:cx="http://schemas.microsoft.com/office/drawing/2014/chartex" xmlns:cx1="http://schemas.microsoft.com/office/drawing/2015/9/8/chartex" xmlns:cx2="http://schemas.microsoft.com/office/drawing/2015/10/21/chartex" xmlns:cx3="http://schemas.microsoft.com/office/drawing/2016/5/9/chartex" xmlns:cx4="http://schemas.microsoft.com/office/drawing/2016/5/10/chartex" xmlns:cx5="http://schemas.microsoft.com/office/drawing/2016/5/11/chartex" xmlns:cx6="http://schemas.microsoft.com/office/drawing/2016/5/12/chartex" xmlns:cx7="http://schemas.microsoft.com/office/drawing/2016/5/13/chartex" xmlns:cx8="http://schemas.microsoft.com/office/drawing/2016/5/14/chartex" xmlns:mc="http://schemas.openxmlformats.org/markup-compatibility/2006" xmlns:aink="http://schemas.microsoft.com/office/drawing/2016/ink" xmlns:am3d="http://schemas.microsoft.com/office/drawing/2017/model3d" xmlns:o="urn:schemas-microsoft-com:office:office" xmlns:oel="http://schemas.microsoft.com/office/2019/extlst" xmlns:r="http://schemas.openxmlformats.org/officeDocument/2006/relationships" xmlns:m="http://schemas.openxmlformats.org/officeDocument/2006/math" xmlns:v="urn:schemas-microsoft-com:vml" xmlns:wp14="http://schemas.microsoft.com/office/word/2010/wordprocessingDrawing" xmlns:wp="http://schemas.openxmlformats.org/drawingml/2006/wordprocessingDrawing" xmlns:w10="urn:schemas-microsoft-com:office:word" xmlns:w="http://schemas.openxmlformats.org/wordprocessingml/2006/main" xmlns:w14="http://schemas.microsoft.com/office/word/2010/wordml" xmlns:w15="http://schemas.microsoft.com/office/word/2012/wordml" xmlns:w16cex="http://schemas.microsoft.com/office/word/2018/wordml/cex" xmlns:w16cid="http://schemas.microsoft.com/office/word/2016/wordml/cid" xmlns:w16="http://schemas.microsoft.com/office/word/2018/wordml" xmlns:w16du="http://schemas.microsoft.com/office/word/2023/wordml/word16du" xmlns:w16sdtdh="http://schemas.microsoft.com/office/word/2020/wordml/sdtdatahash" xmlns:w16sdtfl="http://schemas.microsoft.com/office/word/2024/wordml/sdtformatlock" xmlns:w16se="http://schemas.microsoft.com/office/word/2015/wordml/symex" xmlns:wpg="http://schemas.microsoft.com/office/word/2010/wordprocessingGroup" xmlns:wpi="http://schemas.microsoft.com/office/word/2010/wordprocessingInk" xmlns:wne="http://schemas.microsoft.com/office/word/2006/wordml" xmlns:wps="http://schemas.microsoft.com/office/word/2010/wordprocessingShape" mc:Ignorable="w14 w15 w16se w16cid w16 w16cex w16sdtdh w16sdtfl w16du wp14">
   <w:p>
     <w:pPr>
       <w:pStyle w:val="Footer"/>
@@ -1622,7 +1623,7 @@
 </file>
 
 <file path=word/footer2.xml><?xml version="1.0" encoding="utf-8"?>
-<w:ftr xmlns:wpc="http://schemas.microsoft.com/office/word/2010/wordprocessingCanvas" xmlns:mc="http://schemas.openxmlformats.org/markup-compatibility/2006" xmlns:o="urn:schemas-microsoft-com:office:office" xmlns:r="http://schemas.openxmlformats.org/officeDocument/2006/relationships" xmlns:m="http://schemas.openxmlformats.org/officeDocument/2006/math" xmlns:v="urn:schemas-microsoft-com:vml" xmlns:wp14="http://schemas.microsoft.com/office/word/2010/wordprocessingDrawing" xmlns:wp="http://schemas.openxmlformats.org/drawingml/2006/wordprocessingDrawing" xmlns:w10="urn:schemas-microsoft-com:office:word" xmlns:w="http://schemas.openxmlformats.org/wordprocessingml/2006/main" xmlns:w14="http://schemas.microsoft.com/office/word/2010/wordml" xmlns:wpg="http://schemas.microsoft.com/office/word/2010/wordprocessingGroup" xmlns:wpi="http://schemas.microsoft.com/office/word/2010/wordprocessingInk" xmlns:wne="http://schemas.microsoft.com/office/word/2006/wordml" xmlns:wps="http://schemas.microsoft.com/office/word/2010/wordprocessingShape" mc:Ignorable="w14 wp14">
+<w:ftr xmlns:wpc="http://schemas.microsoft.com/office/word/2010/wordprocessingCanvas" xmlns:cx="http://schemas.microsoft.com/office/drawing/2014/chartex" xmlns:cx1="http://schemas.microsoft.com/office/drawing/2015/9/8/chartex" xmlns:cx2="http://schemas.microsoft.com/office/drawing/2015/10/21/chartex" xmlns:cx3="http://schemas.microsoft.com/office/drawing/2016/5/9/chartex" xmlns:cx4="http://schemas.microsoft.com/office/drawing/2016/5/10/chartex" xmlns:cx5="http://schemas.microsoft.com/office/drawing/2016/5/11/chartex" xmlns:cx6="http://schemas.microsoft.com/office/drawing/2016/5/12/chartex" xmlns:cx7="http://schemas.microsoft.com/office/drawing/2016/5/13/chartex" xmlns:cx8="http://schemas.microsoft.com/office/drawing/2016/5/14/chartex" xmlns:mc="http://schemas.openxmlformats.org/markup-compatibility/2006" xmlns:aink="http://schemas.microsoft.com/office/drawing/2016/ink" xmlns:am3d="http://schemas.microsoft.com/office/drawing/2017/model3d" xmlns:o="urn:schemas-microsoft-com:office:office" xmlns:oel="http://schemas.microsoft.com/office/2019/extlst" xmlns:r="http://schemas.openxmlformats.org/officeDocument/2006/relationships" xmlns:m="http://schemas.openxmlformats.org/officeDocument/2006/math" xmlns:v="urn:schemas-microsoft-com:vml" xmlns:wp14="http://schemas.microsoft.com/office/word/2010/wordprocessingDrawing" xmlns:wp="http://schemas.openxmlformats.org/drawingml/2006/wordprocessingDrawing" xmlns:w10="urn:schemas-microsoft-com:office:word" xmlns:w="http://schemas.openxmlformats.org/wordprocessingml/2006/main" xmlns:w14="http://schemas.microsoft.com/office/word/2010/wordml" xmlns:w15="http://schemas.microsoft.com/office/word/2012/wordml" xmlns:w16cex="http://schemas.microsoft.com/office/word/2018/wordml/cex" xmlns:w16cid="http://schemas.microsoft.com/office/word/2016/wordml/cid" xmlns:w16="http://schemas.microsoft.com/office/word/2018/wordml" xmlns:w16du="http://schemas.microsoft.com/office/word/2023/wordml/word16du" xmlns:w16sdtdh="http://schemas.microsoft.com/office/word/2020/wordml/sdtdatahash" xmlns:w16sdtfl="http://schemas.microsoft.com/office/word/2024/wordml/sdtformatlock" xmlns:w16se="http://schemas.microsoft.com/office/word/2015/wordml/symex" xmlns:wpg="http://schemas.microsoft.com/office/word/2010/wordprocessingGroup" xmlns:wpi="http://schemas.microsoft.com/office/word/2010/wordprocessingInk" xmlns:wne="http://schemas.microsoft.com/office/word/2006/wordml" xmlns:wps="http://schemas.microsoft.com/office/word/2010/wordprocessingShape" mc:Ignorable="w14 w15 w16se w16cid w16 w16cex w16sdtdh w16sdtfl w16du wp14">
   <w:p>
     <w:pPr>
       <w:pStyle w:val="Footer"/>
@@ -1632,7 +1633,7 @@
 </file>
 
 <file path=word/footer3.xml><?xml version="1.0" encoding="utf-8"?>
-<w:ftr xmlns:wpc="http://schemas.microsoft.com/office/word/2010/wordprocessingCanvas" xmlns:mc="http://schemas.openxmlformats.org/markup-compatibility/2006" xmlns:o="urn:schemas-microsoft-com:office:office" xmlns:r="http://schemas.openxmlformats.org/officeDocument/2006/relationships" xmlns:m="http://schemas.openxmlformats.org/officeDocument/2006/math" xmlns:v="urn:schemas-microsoft-com:vml" xmlns:wp14="http://schemas.microsoft.com/office/word/2010/wordprocessingDrawing" xmlns:wp="http://schemas.openxmlformats.org/drawingml/2006/wordprocessingDrawing" xmlns:w10="urn:schemas-microsoft-com:office:word" xmlns:w="http://schemas.openxmlformats.org/wordprocessingml/2006/main" xmlns:w14="http://schemas.microsoft.com/office/word/2010/wordml" xmlns:wpg="http://schemas.microsoft.com/office/word/2010/wordprocessingGroup" xmlns:wpi="http://schemas.microsoft.com/office/word/2010/wordprocessingInk" xmlns:wne="http://schemas.microsoft.com/office/word/2006/wordml" xmlns:wps="http://schemas.microsoft.com/office/word/2010/wordprocessingShape" mc:Ignorable="w14 wp14">
+<w:ftr xmlns:wpc="http://schemas.microsoft.com/office/word/2010/wordprocessingCanvas" xmlns:cx="http://schemas.microsoft.com/office/drawing/2014/chartex" xmlns:cx1="http://schemas.microsoft.com/office/drawing/2015/9/8/chartex" xmlns:cx2="http://schemas.microsoft.com/office/drawing/2015/10/21/chartex" xmlns:cx3="http://schemas.microsoft.com/office/drawing/2016/5/9/chartex" xmlns:cx4="http://schemas.microsoft.com/office/drawing/2016/5/10/chartex" xmlns:cx5="http://schemas.microsoft.com/office/drawing/2016/5/11/chartex" xmlns:cx6="http://schemas.microsoft.com/office/drawing/2016/5/12/chartex" xmlns:cx7="http://schemas.microsoft.com/office/drawing/2016/5/13/chartex" xmlns:cx8="http://schemas.microsoft.com/office/drawing/2016/5/14/chartex" xmlns:mc="http://schemas.openxmlformats.org/markup-compatibility/2006" xmlns:aink="http://schemas.microsoft.com/office/drawing/2016/ink" xmlns:am3d="http://schemas.microsoft.com/office/drawing/2017/model3d" xmlns:o="urn:schemas-microsoft-com:office:office" xmlns:oel="http://schemas.microsoft.com/office/2019/extlst" xmlns:r="http://schemas.openxmlformats.org/officeDocument/2006/relationships" xmlns:m="http://schemas.openxmlformats.org/officeDocument/2006/math" xmlns:v="urn:schemas-microsoft-com:vml" xmlns:wp14="http://schemas.microsoft.com/office/word/2010/wordprocessingDrawing" xmlns:wp="http://schemas.openxmlformats.org/drawingml/2006/wordprocessingDrawing" xmlns:w10="urn:schemas-microsoft-com:office:word" xmlns:w="http://schemas.openxmlformats.org/wordprocessingml/2006/main" xmlns:w14="http://schemas.microsoft.com/office/word/2010/wordml" xmlns:w15="http://schemas.microsoft.com/office/word/2012/wordml" xmlns:w16cex="http://schemas.microsoft.com/office/word/2018/wordml/cex" xmlns:w16cid="http://schemas.microsoft.com/office/word/2016/wordml/cid" xmlns:w16="http://schemas.microsoft.com/office/word/2018/wordml" xmlns:w16du="http://schemas.microsoft.com/office/word/2023/wordml/word16du" xmlns:w16sdtdh="http://schemas.microsoft.com/office/word/2020/wordml/sdtdatahash" xmlns:w16sdtfl="http://schemas.microsoft.com/office/word/2024/wordml/sdtformatlock" xmlns:w16se="http://schemas.microsoft.com/office/word/2015/wordml/symex" xmlns:wpg="http://schemas.microsoft.com/office/word/2010/wordprocessingGroup" xmlns:wpi="http://schemas.microsoft.com/office/word/2010/wordprocessingInk" xmlns:wne="http://schemas.microsoft.com/office/word/2006/wordml" xmlns:wps="http://schemas.microsoft.com/office/word/2010/wordprocessingShape" mc:Ignorable="w14 w15 w16se w16cid w16 w16cex w16sdtdh w16sdtfl w16du wp14">
   <w:p>
     <w:pPr>
       <w:pStyle w:val="Footer"/>
@@ -1642,7 +1643,7 @@
 </file>
 
 <file path=word/footnotes.xml><?xml version="1.0" encoding="utf-8"?>
-<w:footnotes xmlns:wpc="http://schemas.microsoft.com/office/word/2010/wordprocessingCanvas" xmlns:mc="http://schemas.openxmlformats.org/markup-compatibility/2006" xmlns:o="urn:schemas-microsoft-com:office:office" xmlns:r="http://schemas.openxmlformats.org/officeDocument/2006/relationships" xmlns:m="http://schemas.openxmlformats.org/officeDocument/2006/math" xmlns:v="urn:schemas-microsoft-com:vml" xmlns:wp14="http://schemas.microsoft.com/office/word/2010/wordprocessingDrawing" xmlns:wp="http://schemas.openxmlformats.org/drawingml/2006/wordprocessingDrawing" xmlns:w10="urn:schemas-microsoft-com:office:word" xmlns:w="http://schemas.openxmlformats.org/wordprocessingml/2006/main" xmlns:w14="http://schemas.microsoft.com/office/word/2010/wordml" xmlns:wpg="http://schemas.microsoft.com/office/word/2010/wordprocessingGroup" xmlns:wpi="http://schemas.microsoft.com/office/word/2010/wordprocessingInk" xmlns:wne="http://schemas.microsoft.com/office/word/2006/wordml" xmlns:wps="http://schemas.microsoft.com/office/word/2010/wordprocessingShape" mc:Ignorable="w14 wp14">
+<w:footnotes xmlns:wpc="http://schemas.microsoft.com/office/word/2010/wordprocessingCanvas" xmlns:cx="http://schemas.microsoft.com/office/drawing/2014/chartex" xmlns:cx1="http://schemas.microsoft.com/office/drawing/2015/9/8/chartex" xmlns:cx2="http://schemas.microsoft.com/office/drawing/2015/10/21/chartex" xmlns:cx3="http://schemas.microsoft.com/office/drawing/2016/5/9/chartex" xmlns:cx4="http://schemas.microsoft.com/office/drawing/2016/5/10/chartex" xmlns:cx5="http://schemas.microsoft.com/office/drawing/2016/5/11/chartex" xmlns:cx6="http://schemas.microsoft.com/office/drawing/2016/5/12/chartex" xmlns:cx7="http://schemas.microsoft.com/office/drawing/2016/5/13/chartex" xmlns:cx8="http://schemas.microsoft.com/office/drawing/2016/5/14/chartex" xmlns:mc="http://schemas.openxmlformats.org/markup-compatibility/2006" xmlns:aink="http://schemas.microsoft.com/office/drawing/2016/ink" xmlns:am3d="http://schemas.microsoft.com/office/drawing/2017/model3d" xmlns:o="urn:schemas-microsoft-com:office:office" xmlns:oel="http://schemas.microsoft.com/office/2019/extlst" xmlns:r="http://schemas.openxmlformats.org/officeDocument/2006/relationships" xmlns:m="http://schemas.openxmlformats.org/officeDocument/2006/math" xmlns:v="urn:schemas-microsoft-com:vml" xmlns:wp14="http://schemas.microsoft.com/office/word/2010/wordprocessingDrawing" xmlns:wp="http://schemas.openxmlformats.org/drawingml/2006/wordprocessingDrawing" xmlns:w10="urn:schemas-microsoft-com:office:word" xmlns:w="http://schemas.openxmlformats.org/wordprocessingml/2006/main" xmlns:w14="http://schemas.microsoft.com/office/word/2010/wordml" xmlns:w15="http://schemas.microsoft.com/office/word/2012/wordml" xmlns:w16cex="http://schemas.microsoft.com/office/word/2018/wordml/cex" xmlns:w16cid="http://schemas.microsoft.com/office/word/2016/wordml/cid" xmlns:w16="http://schemas.microsoft.com/office/word/2018/wordml" xmlns:w16du="http://schemas.microsoft.com/office/word/2023/wordml/word16du" xmlns:w16sdtdh="http://schemas.microsoft.com/office/word/2020/wordml/sdtdatahash" xmlns:w16sdtfl="http://schemas.microsoft.com/office/word/2024/wordml/sdtformatlock" xmlns:w16se="http://schemas.microsoft.com/office/word/2015/wordml/symex" xmlns:wpg="http://schemas.microsoft.com/office/word/2010/wordprocessingGroup" xmlns:wpi="http://schemas.microsoft.com/office/word/2010/wordprocessingInk" xmlns:wne="http://schemas.microsoft.com/office/word/2006/wordml" xmlns:wps="http://schemas.microsoft.com/office/word/2010/wordprocessingShape" mc:Ignorable="w14 w15 w16se w16cid w16 w16cex w16sdtdh w16sdtfl w16du wp14">
   <w:footnote w:type="separator" w:id="-1">
     <w:p>
       <w:r>
@@ -1661,7 +1662,7 @@
 </file>
 
 <file path=word/header1.xml><?xml version="1.0" encoding="utf-8"?>
-<w:hdr xmlns:wpc="http://schemas.microsoft.com/office/word/2010/wordprocessingCanvas" xmlns:mc="http://schemas.openxmlformats.org/markup-compatibility/2006" xmlns:o="urn:schemas-microsoft-com:office:office" xmlns:r="http://schemas.openxmlformats.org/officeDocument/2006/relationships" xmlns:m="http://schemas.openxmlformats.org/officeDocument/2006/math" xmlns:v="urn:schemas-microsoft-com:vml" xmlns:wp14="http://schemas.microsoft.com/office/word/2010/wordprocessingDrawing" xmlns:wp="http://schemas.openxmlformats.org/drawingml/2006/wordprocessingDrawing" xmlns:w10="urn:schemas-microsoft-com:office:word" xmlns:w="http://schemas.openxmlformats.org/wordprocessingml/2006/main" xmlns:w14="http://schemas.microsoft.com/office/word/2010/wordml" xmlns:wpg="http://schemas.microsoft.com/office/word/2010/wordprocessingGroup" xmlns:wpi="http://schemas.microsoft.com/office/word/2010/wordprocessingInk" xmlns:wne="http://schemas.microsoft.com/office/word/2006/wordml" xmlns:wps="http://schemas.microsoft.com/office/word/2010/wordprocessingShape" mc:Ignorable="w14 wp14">
+<w:hdr xmlns:wpc="http://schemas.microsoft.com/office/word/2010/wordprocessingCanvas" xmlns:cx="http://schemas.microsoft.com/office/drawing/2014/chartex" xmlns:cx1="http://schemas.microsoft.com/office/drawing/2015/9/8/chartex" xmlns:cx2="http://schemas.microsoft.com/office/drawing/2015/10/21/chartex" xmlns:cx3="http://schemas.microsoft.com/office/drawing/2016/5/9/chartex" xmlns:cx4="http://schemas.microsoft.com/office/drawing/2016/5/10/chartex" xmlns:cx5="http://schemas.microsoft.com/office/drawing/2016/5/11/chartex" xmlns:cx6="http://schemas.microsoft.com/office/drawing/2016/5/12/chartex" xmlns:cx7="http://schemas.microsoft.com/office/drawing/2016/5/13/chartex" xmlns:cx8="http://schemas.microsoft.com/office/drawing/2016/5/14/chartex" xmlns:mc="http://schemas.openxmlformats.org/markup-compatibility/2006" xmlns:aink="http://schemas.microsoft.com/office/drawing/2016/ink" xmlns:am3d="http://schemas.microsoft.com/office/drawing/2017/model3d" xmlns:o="urn:schemas-microsoft-com:office:office" xmlns:oel="http://schemas.microsoft.com/office/2019/extlst" xmlns:r="http://schemas.openxmlformats.org/officeDocument/2006/relationships" xmlns:m="http://schemas.openxmlformats.org/officeDocument/2006/math" xmlns:v="urn:schemas-microsoft-com:vml" xmlns:wp14="http://schemas.microsoft.com/office/word/2010/wordprocessingDrawing" xmlns:wp="http://schemas.openxmlformats.org/drawingml/2006/wordprocessingDrawing" xmlns:w10="urn:schemas-microsoft-com:office:word" xmlns:w="http://schemas.openxmlformats.org/wordprocessingml/2006/main" xmlns:w14="http://schemas.microsoft.com/office/word/2010/wordml" xmlns:w15="http://schemas.microsoft.com/office/word/2012/wordml" xmlns:w16cex="http://schemas.microsoft.com/office/word/2018/wordml/cex" xmlns:w16cid="http://schemas.microsoft.com/office/word/2016/wordml/cid" xmlns:w16="http://schemas.microsoft.com/office/word/2018/wordml" xmlns:w16du="http://schemas.microsoft.com/office/word/2023/wordml/word16du" xmlns:w16sdtdh="http://schemas.microsoft.com/office/word/2020/wordml/sdtdatahash" xmlns:w16sdtfl="http://schemas.microsoft.com/office/word/2024/wordml/sdtformatlock" xmlns:w16se="http://schemas.microsoft.com/office/word/2015/wordml/symex" xmlns:wpg="http://schemas.microsoft.com/office/word/2010/wordprocessingGroup" xmlns:wpi="http://schemas.microsoft.com/office/word/2010/wordprocessingInk" xmlns:wne="http://schemas.microsoft.com/office/word/2006/wordml" xmlns:wps="http://schemas.microsoft.com/office/word/2010/wordprocessingShape" mc:Ignorable="w14 w15 w16se w16cid w16 w16cex w16sdtdh w16sdtfl w16du wp14">
   <w:p>
     <w:pPr>
       <w:pStyle w:val="Header"/>
@@ -1671,7 +1672,7 @@
 </file>
 
 <file path=word/header2.xml><?xml version="1.0" encoding="utf-8"?>
-<w:hdr xmlns:wpc="http://schemas.microsoft.com/office/word/2010/wordprocessingCanvas" xmlns:mc="http://schemas.openxmlformats.org/markup-compatibility/2006" xmlns:o="urn:schemas-microsoft-com:office:office" xmlns:r="http://schemas.openxmlformats.org/officeDocument/2006/relationships" xmlns:m="http://schemas.openxmlformats.org/officeDocument/2006/math" xmlns:v="urn:schemas-microsoft-com:vml" xmlns:wp14="http://schemas.microsoft.com/office/word/2010/wordprocessingDrawing" xmlns:wp="http://schemas.openxmlformats.org/drawingml/2006/wordprocessingDrawing" xmlns:w10="urn:schemas-microsoft-com:office:word" xmlns:w="http://schemas.openxmlformats.org/wordprocessingml/2006/main" xmlns:w14="http://schemas.microsoft.com/office/word/2010/wordml" xmlns:wpg="http://schemas.microsoft.com/office/word/2010/wordprocessingGroup" xmlns:wpi="http://schemas.microsoft.com/office/word/2010/wordprocessingInk" xmlns:wne="http://schemas.microsoft.com/office/word/2006/wordml" xmlns:wps="http://schemas.microsoft.com/office/word/2010/wordprocessingShape" mc:Ignorable="w14 wp14">
+<w:hdr xmlns:wpc="http://schemas.microsoft.com/office/word/2010/wordprocessingCanvas" xmlns:cx="http://schemas.microsoft.com/office/drawing/2014/chartex" xmlns:cx1="http://schemas.microsoft.com/office/drawing/2015/9/8/chartex" xmlns:cx2="http://schemas.microsoft.com/office/drawing/2015/10/21/chartex" xmlns:cx3="http://schemas.microsoft.com/office/drawing/2016/5/9/chartex" xmlns:cx4="http://schemas.microsoft.com/office/drawing/2016/5/10/chartex" xmlns:cx5="http://schemas.microsoft.com/office/drawing/2016/5/11/chartex" xmlns:cx6="http://schemas.microsoft.com/office/drawing/2016/5/12/chartex" xmlns:cx7="http://schemas.microsoft.com/office/drawing/2016/5/13/chartex" xmlns:cx8="http://schemas.microsoft.com/office/drawing/2016/5/14/chartex" xmlns:mc="http://schemas.openxmlformats.org/markup-compatibility/2006" xmlns:aink="http://schemas.microsoft.com/office/drawing/2016/ink" xmlns:am3d="http://schemas.microsoft.com/office/drawing/2017/model3d" xmlns:o="urn:schemas-microsoft-com:office:office" xmlns:oel="http://schemas.microsoft.com/office/2019/extlst" xmlns:r="http://schemas.openxmlformats.org/officeDocument/2006/relationships" xmlns:m="http://schemas.openxmlformats.org/officeDocument/2006/math" xmlns:v="urn:schemas-microsoft-com:vml" xmlns:wp14="http://schemas.microsoft.com/office/word/2010/wordprocessingDrawing" xmlns:wp="http://schemas.openxmlformats.org/drawingml/2006/wordprocessingDrawing" xmlns:w10="urn:schemas-microsoft-com:office:word" xmlns:w="http://schemas.openxmlformats.org/wordprocessingml/2006/main" xmlns:w14="http://schemas.microsoft.com/office/word/2010/wordml" xmlns:w15="http://schemas.microsoft.com/office/word/2012/wordml" xmlns:w16cex="http://schemas.microsoft.com/office/word/2018/wordml/cex" xmlns:w16cid="http://schemas.microsoft.com/office/word/2016/wordml/cid" xmlns:w16="http://schemas.microsoft.com/office/word/2018/wordml" xmlns:w16du="http://schemas.microsoft.com/office/word/2023/wordml/word16du" xmlns:w16sdtdh="http://schemas.microsoft.com/office/word/2020/wordml/sdtdatahash" xmlns:w16sdtfl="http://schemas.microsoft.com/office/word/2024/wordml/sdtformatlock" xmlns:w16se="http://schemas.microsoft.com/office/word/2015/wordml/symex" xmlns:wpg="http://schemas.microsoft.com/office/word/2010/wordprocessingGroup" xmlns:wpi="http://schemas.microsoft.com/office/word/2010/wordprocessingInk" xmlns:wne="http://schemas.microsoft.com/office/word/2006/wordml" xmlns:wps="http://schemas.microsoft.com/office/word/2010/wordprocessingShape" mc:Ignorable="w14 w15 w16se w16cid w16 w16cex w16sdtdh w16sdtfl w16du wp14">
   <w:p>
     <w:pPr>
       <w:pStyle w:val="Header"/>
@@ -1686,7 +1687,7 @@
 </file>
 
 <file path=word/header3.xml><?xml version="1.0" encoding="utf-8"?>
-<w:hdr xmlns:wpc="http://schemas.microsoft.com/office/word/2010/wordprocessingCanvas" xmlns:mc="http://schemas.openxmlformats.org/markup-compatibility/2006" xmlns:o="urn:schemas-microsoft-com:office:office" xmlns:r="http://schemas.openxmlformats.org/officeDocument/2006/relationships" xmlns:m="http://schemas.openxmlformats.org/officeDocument/2006/math" xmlns:v="urn:schemas-microsoft-com:vml" xmlns:wp14="http://schemas.microsoft.com/office/word/2010/wordprocessingDrawing" xmlns:wp="http://schemas.openxmlformats.org/drawingml/2006/wordprocessingDrawing" xmlns:w10="urn:schemas-microsoft-com:office:word" xmlns:w="http://schemas.openxmlformats.org/wordprocessingml/2006/main" xmlns:w14="http://schemas.microsoft.com/office/word/2010/wordml" xmlns:wpg="http://schemas.microsoft.com/office/word/2010/wordprocessingGroup" xmlns:wpi="http://schemas.microsoft.com/office/word/2010/wordprocessingInk" xmlns:wne="http://schemas.microsoft.com/office/word/2006/wordml" xmlns:wps="http://schemas.microsoft.com/office/word/2010/wordprocessingShape" mc:Ignorable="w14 wp14">
+<w:hdr xmlns:wpc="http://schemas.microsoft.com/office/word/2010/wordprocessingCanvas" xmlns:cx="http://schemas.microsoft.com/office/drawing/2014/chartex" xmlns:cx1="http://schemas.microsoft.com/office/drawing/2015/9/8/chartex" xmlns:cx2="http://schemas.microsoft.com/office/drawing/2015/10/21/chartex" xmlns:cx3="http://schemas.microsoft.com/office/drawing/2016/5/9/chartex" xmlns:cx4="http://schemas.microsoft.com/office/drawing/2016/5/10/chartex" xmlns:cx5="http://schemas.microsoft.com/office/drawing/2016/5/11/chartex" xmlns:cx6="http://schemas.microsoft.com/office/drawing/2016/5/12/chartex" xmlns:cx7="http://schemas.microsoft.com/office/drawing/2016/5/13/chartex" xmlns:cx8="http://schemas.microsoft.com/office/drawing/2016/5/14/chartex" xmlns:mc="http://schemas.openxmlformats.org/markup-compatibility/2006" xmlns:aink="http://schemas.microsoft.com/office/drawing/2016/ink" xmlns:am3d="http://schemas.microsoft.com/office/drawing/2017/model3d" xmlns:o="urn:schemas-microsoft-com:office:office" xmlns:oel="http://schemas.microsoft.com/office/2019/extlst" xmlns:r="http://schemas.openxmlformats.org/officeDocument/2006/relationships" xmlns:m="http://schemas.openxmlformats.org/officeDocument/2006/math" xmlns:v="urn:schemas-microsoft-com:vml" xmlns:wp14="http://schemas.microsoft.com/office/word/2010/wordprocessingDrawing" xmlns:wp="http://schemas.openxmlformats.org/drawingml/2006/wordprocessingDrawing" xmlns:w10="urn:schemas-microsoft-com:office:word" xmlns:w="http://schemas.openxmlformats.org/wordprocessingml/2006/main" xmlns:w14="http://schemas.microsoft.com/office/word/2010/wordml" xmlns:w15="http://schemas.microsoft.com/office/word/2012/wordml" xmlns:w16cex="http://schemas.microsoft.com/office/word/2018/wordml/cex" xmlns:w16cid="http://schemas.microsoft.com/office/word/2016/wordml/cid" xmlns:w16="http://schemas.microsoft.com/office/word/2018/wordml" xmlns:w16du="http://schemas.microsoft.com/office/word/2023/wordml/word16du" xmlns:w16sdtdh="http://schemas.microsoft.com/office/word/2020/wordml/sdtdatahash" xmlns:w16sdtfl="http://schemas.microsoft.com/office/word/2024/wordml/sdtformatlock" xmlns:w16se="http://schemas.microsoft.com/office/word/2015/wordml/symex" xmlns:wpg="http://schemas.microsoft.com/office/word/2010/wordprocessingGroup" xmlns:wpi="http://schemas.microsoft.com/office/word/2010/wordprocessingInk" xmlns:wne="http://schemas.microsoft.com/office/word/2006/wordml" xmlns:wps="http://schemas.microsoft.com/office/word/2010/wordprocessingShape" mc:Ignorable="w14 w15 w16se w16cid w16 w16cex w16sdtdh w16sdtfl w16du wp14">
   <w:p>
     <w:pPr>
       <w:pStyle w:val="Header"/>
@@ -1727,25 +1728,7 @@
         <w:color w:val="FFFFFF" w:themeColor="background1"/>
         <w:sz w:val="20"/>
       </w:rPr>
-      <w:t xml:space="preserve">This sample requires the SQL Server </w:t>
-    </w:r>
-    <w:proofErr w:type="spellStart"/>
-    <w:r>
-      <w:rPr>
-        <w:rFonts w:ascii="Arial" w:hAnsi="Arial" w:cs="Arial"/>
-        <w:color w:val="FFFFFF" w:themeColor="background1"/>
-        <w:sz w:val="20"/>
-      </w:rPr>
-      <w:t>Northwind</w:t>
-    </w:r>
-    <w:proofErr w:type="spellEnd"/>
-    <w:r>
-      <w:rPr>
-        <w:rFonts w:ascii="Arial" w:hAnsi="Arial" w:cs="Arial"/>
-        <w:color w:val="FFFFFF" w:themeColor="background1"/>
-        <w:sz w:val="20"/>
-      </w:rPr>
-      <w:t xml:space="preserve"> database</w:t>
+      <w:t>This sample requires the SQL Server Northwind database</w:t>
     </w:r>
   </w:p>
   <w:p>
@@ -1766,7 +1749,7 @@
         <w:lang w:eastAsia="en-US"/>
       </w:rPr>
       <w:drawing>
-        <wp:anchor distT="0" distB="0" distL="114300" distR="114300" simplePos="0" relativeHeight="251659776" behindDoc="1" locked="0" layoutInCell="1" allowOverlap="0">
+        <wp:anchor distT="0" distB="0" distL="114300" distR="114300" simplePos="0" relativeHeight="251659776" behindDoc="1" locked="0" layoutInCell="1" allowOverlap="0" wp14:anchorId="493E9592" wp14:editId="00FCE267">
           <wp:simplePos x="0" y="0"/>
           <wp:positionH relativeFrom="page">
             <wp:posOffset>-19050</wp:posOffset>
@@ -1824,7 +1807,7 @@
 </file>
 
 <file path=word/styles.xml><?xml version="1.0" encoding="utf-8"?>
-<w:styles xmlns:mc="http://schemas.openxmlformats.org/markup-compatibility/2006" xmlns:r="http://schemas.openxmlformats.org/officeDocument/2006/relationships" xmlns:w="http://schemas.openxmlformats.org/wordprocessingml/2006/main" xmlns:w14="http://schemas.microsoft.com/office/word/2010/wordml" mc:Ignorable="w14">
+<w:styles xmlns:mc="http://schemas.openxmlformats.org/markup-compatibility/2006" xmlns:r="http://schemas.openxmlformats.org/officeDocument/2006/relationships" xmlns:w="http://schemas.openxmlformats.org/wordprocessingml/2006/main" xmlns:w14="http://schemas.microsoft.com/office/word/2010/wordml" xmlns:w15="http://schemas.microsoft.com/office/word/2012/wordml" xmlns:w16cex="http://schemas.microsoft.com/office/word/2018/wordml/cex" xmlns:w16cid="http://schemas.microsoft.com/office/word/2016/wordml/cid" xmlns:w16="http://schemas.microsoft.com/office/word/2018/wordml" xmlns:w16du="http://schemas.microsoft.com/office/word/2023/wordml/word16du" xmlns:w16sdtdh="http://schemas.microsoft.com/office/word/2020/wordml/sdtdatahash" xmlns:w16sdtfl="http://schemas.microsoft.com/office/word/2024/wordml/sdtformatlock" xmlns:w16se="http://schemas.microsoft.com/office/word/2015/wordml/symex" mc:Ignorable="w14 w15 w16se w16cid w16 w16cex w16sdtdh w16sdtfl w16du">
   <w:docDefaults>
     <w:rPrDefault>
       <w:rPr>
@@ -1840,496 +1823,383 @@
       </w:pPr>
     </w:pPrDefault>
   </w:docDefaults>
-  <w:latentStyles w:defLockedState="0" w:defUIPriority="99" w:defSemiHidden="1" w:defUnhideWhenUsed="1" w:defQFormat="0" w:count="267">
-    <w:lsdException w:name="Normal" w:semiHidden="0" w:uiPriority="0" w:unhideWhenUsed="0" w:qFormat="1"/>
-    <w:lsdException w:name="heading 1" w:semiHidden="0" w:uiPriority="9" w:unhideWhenUsed="0" w:qFormat="1"/>
-    <w:lsdException w:name="heading 2" w:uiPriority="9" w:qFormat="1"/>
-    <w:lsdException w:name="heading 3" w:semiHidden="0" w:uiPriority="9" w:unhideWhenUsed="0" w:qFormat="1"/>
-    <w:lsdException w:name="heading 4" w:uiPriority="9" w:qFormat="1"/>
-    <w:lsdException w:name="heading 5" w:uiPriority="9" w:qFormat="1"/>
-    <w:lsdException w:name="heading 6" w:uiPriority="9" w:qFormat="1"/>
-    <w:lsdException w:name="heading 7" w:uiPriority="9" w:qFormat="1"/>
-    <w:lsdException w:name="heading 8" w:uiPriority="9" w:qFormat="1"/>
-    <w:lsdException w:name="heading 9" w:uiPriority="9" w:qFormat="1"/>
-    <w:lsdException w:name="toc 1" w:uiPriority="39"/>
-    <w:lsdException w:name="toc 2" w:uiPriority="39"/>
-    <w:lsdException w:name="toc 3" w:uiPriority="39"/>
-    <w:lsdException w:name="toc 4" w:uiPriority="39"/>
-    <w:lsdException w:name="toc 5" w:uiPriority="39"/>
-    <w:lsdException w:name="toc 6" w:uiPriority="39"/>
-    <w:lsdException w:name="toc 7" w:uiPriority="39"/>
-    <w:lsdException w:name="toc 8" w:uiPriority="39"/>
-    <w:lsdException w:name="toc 9" w:uiPriority="39"/>
-    <w:lsdException w:name="caption" w:uiPriority="35" w:qFormat="1"/>
-    <w:lsdException w:name="Title" w:semiHidden="0" w:uiPriority="10" w:unhideWhenUsed="0" w:qFormat="1"/>
-    <w:lsdException w:name="Default Paragraph Font" w:uiPriority="1"/>
-    <w:lsdException w:name="Subtitle" w:semiHidden="0" w:uiPriority="11" w:unhideWhenUsed="0" w:qFormat="1"/>
-    <w:lsdException w:name="Strong" w:semiHidden="0" w:uiPriority="22" w:unhideWhenUsed="0" w:qFormat="1"/>
-    <w:lsdException w:name="Emphasis" w:semiHidden="0" w:uiPriority="20" w:unhideWhenUsed="0" w:qFormat="1"/>
-    <w:lsdException w:name="Table Grid" w:semiHidden="0" w:uiPriority="59" w:unhideWhenUsed="0"/>
-    <w:lsdException w:name="Placeholder Text" w:unhideWhenUsed="0"/>
-    <w:lsdException w:name="No Spacing" w:semiHidden="0" w:uiPriority="1" w:unhideWhenUsed="0" w:qFormat="1"/>
-    <w:lsdException w:name="Light Shading" w:semiHidden="0" w:uiPriority="60" w:unhideWhenUsed="0"/>
-    <w:lsdException w:name="Light List" w:semiHidden="0" w:uiPriority="61" w:unhideWhenUsed="0"/>
-    <w:lsdException w:name="Light Grid" w:semiHidden="0" w:uiPriority="62" w:unhideWhenUsed="0"/>
-    <w:lsdException w:name="Medium Shading 1" w:semiHidden="0" w:uiPriority="63" w:unhideWhenUsed="0"/>
-    <w:lsdException w:name="Medium Shading 2" w:semiHidden="0" w:uiPriority="64" w:unhideWhenUsed="0"/>
-    <w:lsdException w:name="Medium List 1" w:semiHidden="0" w:uiPriority="65" w:unhideWhenUsed="0"/>
-    <w:lsdException w:name="Medium List 2" w:semiHidden="0" w:uiPriority="66" w:unhideWhenUsed="0"/>
-    <w:lsdException w:name="Medium Grid 1" w:semiHidden="0" w:uiPriority="67" w:unhideWhenUsed="0"/>
-    <w:lsdException w:name="Medium Grid 2" w:semiHidden="0" w:uiPriority="68" w:unhideWhenUsed="0"/>
-    <w:lsdException w:name="Medium Grid 3" w:semiHidden="0" w:uiPriority="69" w:unhideWhenUsed="0"/>
-    <w:lsdException w:name="Dark List" w:semiHidden="0" w:uiPriority="70" w:unhideWhenUsed="0"/>
-    <w:lsdException w:name="Colorful Shading" w:semiHidden="0" w:uiPriority="71" w:unhideWhenUsed="0"/>
-    <w:lsdException w:name="Colorful List" w:semiHidden="0" w:uiPriority="72" w:unhideWhenUsed="0"/>
-    <w:lsdException w:name="Colorful Grid" w:semiHidden="0" w:uiPriority="73" w:unhideWhenUsed="0"/>
-    <w:lsdException w:name="Light Shading Accent 1" w:semiHidden="0" w:uiPriority="60" w:unhideWhenUsed="0"/>
-    <w:lsdException w:name="Light List Accent 1" w:semiHidden="0" w:uiPriority="61" w:unhideWhenUsed="0"/>
-    <w:lsdException w:name="Light Grid Accent 1" w:semiHidden="0" w:uiPriority="62" w:unhideWhenUsed="0"/>
-    <w:lsdException w:name="Medium Shading 1 Accent 1" w:semiHidden="0" w:uiPriority="63" w:unhideWhenUsed="0"/>
-    <w:lsdException w:name="Medium Shading 2 Accent 1" w:semiHidden="0" w:uiPriority="64" w:unhideWhenUsed="0"/>
-    <w:lsdException w:name="Medium List 1 Accent 1" w:semiHidden="0" w:uiPriority="65" w:unhideWhenUsed="0"/>
-    <w:lsdException w:name="Revision" w:unhideWhenUsed="0"/>
-    <w:lsdException w:name="List Paragraph" w:semiHidden="0" w:uiPriority="34" w:unhideWhenUsed="0" w:qFormat="1"/>
-    <w:lsdException w:name="Quote" w:semiHidden="0" w:uiPriority="29" w:unhideWhenUsed="0" w:qFormat="1"/>
-    <w:lsdException w:name="Intense Quote" w:semiHidden="0" w:uiPriority="30" w:unhideWhenUsed="0" w:qFormat="1"/>
-    <w:lsdException w:name="Medium List 2 Accent 1" w:semiHidden="0" w:uiPriority="66" w:unhideWhenUsed="0"/>
-    <w:lsdException w:name="Medium Grid 1 Accent 1" w:semiHidden="0" w:uiPriority="67" w:unhideWhenUsed="0"/>
-    <w:lsdException w:name="Medium Grid 2 Accent 1" w:semiHidden="0" w:uiPriority="68" w:unhideWhenUsed="0"/>
-    <w:lsdException w:name="Medium Grid 3 Accent 1" w:semiHidden="0" w:uiPriority="69" w:unhideWhenUsed="0"/>
-    <w:lsdException w:name="Dark List Accent 1" w:semiHidden="0" w:uiPriority="70" w:unhideWhenUsed="0"/>
-    <w:lsdException w:name="Colorful Shading Accent 1" w:semiHidden="0" w:uiPriority="71" w:unhideWhenUsed="0"/>
-    <w:lsdException w:name="Colorful List Accent 1" w:semiHidden="0" w:uiPriority="72" w:unhideWhenUsed="0"/>
-    <w:lsdException w:name="Colorful Grid Accent 1" w:semiHidden="0" w:uiPriority="73" w:unhideWhenUsed="0"/>
-    <w:lsdException w:name="Light Shading Accent 2" w:semiHidden="0" w:uiPriority="60" w:unhideWhenUsed="0"/>
-    <w:lsdException w:name="Light List Accent 2" w:semiHidden="0" w:uiPriority="61" w:unhideWhenUsed="0"/>
-    <w:lsdException w:name="Light Grid Accent 2" w:semiHidden="0" w:uiPriority="62" w:unhideWhenUsed="0"/>
-    <w:lsdException w:name="Medium Shading 1 Accent 2" w:semiHidden="0" w:uiPriority="63" w:unhideWhenUsed="0"/>
-    <w:lsdException w:name="Medium Shading 2 Accent 2" w:semiHidden="0" w:uiPriority="64" w:unhideWhenUsed="0"/>
-    <w:lsdException w:name="Medium List 1 Accent 2" w:semiHidden="0" w:uiPriority="65" w:unhideWhenUsed="0"/>
-    <w:lsdException w:name="Medium List 2 Accent 2" w:semiHidden="0" w:uiPriority="66" w:unhideWhenUsed="0"/>
-    <w:lsdException w:name="Medium Grid 1 Accent 2" w:semiHidden="0" w:uiPriority="67" w:unhideWhenUsed="0"/>
-    <w:lsdException w:name="Medium Grid 2 Accent 2" w:semiHidden="0" w:uiPriority="68" w:unhideWhenUsed="0"/>
-    <w:lsdException w:name="Medium Grid 3 Accent 2" w:semiHidden="0" w:uiPriority="69" w:unhideWhenUsed="0"/>
-    <w:lsdException w:name="Dark List Accent 2" w:semiHidden="0" w:uiPriority="70" w:unhideWhenUsed="0"/>
-    <w:lsdException w:name="Colorful Shading Accent 2" w:semiHidden="0" w:uiPriority="71" w:unhideWhenUsed="0"/>
-    <w:lsdException w:name="Colorful List Accent 2" w:semiHidden="0" w:uiPriority="72" w:unhideWhenUsed="0"/>
-    <w:lsdException w:name="Colorful Grid Accent 2" w:semiHidden="0" w:uiPriority="73" w:unhideWhenUsed="0"/>
-    <w:lsdException w:name="Light Shading Accent 3" w:semiHidden="0" w:uiPriority="60" w:unhideWhenUsed="0"/>
-    <w:lsdException w:name="Light List Accent 3" w:semiHidden="0" w:uiPriority="61" w:unhideWhenUsed="0"/>
-    <w:lsdException w:name="Light Grid Accent 3" w:semiHidden="0" w:uiPriority="62" w:unhideWhenUsed="0"/>
-    <w:lsdException w:name="Medium Shading 1 Accent 3" w:semiHidden="0" w:uiPriority="63" w:unhideWhenUsed="0"/>
-    <w:lsdException w:name="Medium Shading 2 Accent 3" w:semiHidden="0" w:uiPriority="64" w:unhideWhenUsed="0"/>
-    <w:lsdException w:name="Medium List 1 Accent 3" w:semiHidden="0" w:uiPriority="65" w:unhideWhenUsed="0"/>
-    <w:lsdException w:name="Medium List 2 Accent 3" w:semiHidden="0" w:uiPriority="66" w:unhideWhenUsed="0"/>
-    <w:lsdException w:name="Medium Grid 1 Accent 3" w:semiHidden="0" w:uiPriority="67" w:unhideWhenUsed="0"/>
-    <w:lsdException w:name="Medium Grid 2 Accent 3" w:semiHidden="0" w:uiPriority="68" w:unhideWhenUsed="0"/>
-    <w:lsdException w:name="Medium Grid 3 Accent 3" w:semiHidden="0" w:uiPriority="69" w:unhideWhenUsed="0"/>
-    <w:lsdException w:name="Dark List Accent 3" w:semiHidden="0" w:uiPriority="70" w:unhideWhenUsed="0"/>
-    <w:lsdException w:name="Colorful Shading Accent 3" w:semiHidden="0" w:uiPriority="71" w:unhideWhenUsed="0"/>
-    <w:lsdException w:name="Colorful List Accent 3" w:semiHidden="0" w:uiPriority="72" w:unhideWhenUsed="0"/>
-    <w:lsdException w:name="Colorful Grid Accent 3" w:semiHidden="0" w:uiPriority="73" w:unhideWhenUsed="0"/>
-    <w:lsdException w:name="Light Shading Accent 4" w:semiHidden="0" w:uiPriority="60" w:unhideWhenUsed="0"/>
-    <w:lsdException w:name="Light List Accent 4" w:semiHidden="0" w:uiPriority="61" w:unhideWhenUsed="0"/>
-    <w:lsdException w:name="Light Grid Accent 4" w:semiHidden="0" w:uiPriority="62" w:unhideWhenUsed="0"/>
-    <w:lsdException w:name="Medium Shading 1 Accent 4" w:semiHidden="0" w:uiPriority="63" w:unhideWhenUsed="0"/>
-    <w:lsdException w:name="Medium Shading 2 Accent 4" w:semiHidden="0" w:uiPriority="64" w:unhideWhenUsed="0"/>
-    <w:lsdException w:name="Medium List 1 Accent 4" w:semiHidden="0" w:uiPriority="65" w:unhideWhenUsed="0"/>
-    <w:lsdException w:name="Medium List 2 Accent 4" w:semiHidden="0" w:uiPriority="66" w:unhideWhenUsed="0"/>
-    <w:lsdException w:name="Medium Grid 1 Accent 4" w:semiHidden="0" w:uiPriority="67" w:unhideWhenUsed="0"/>
-    <w:lsdException w:name="Medium Grid 2 Accent 4" w:semiHidden="0" w:uiPriority="68" w:unhideWhenUsed="0"/>
-    <w:lsdException w:name="Medium Grid 3 Accent 4" w:semiHidden="0" w:uiPriority="69" w:unhideWhenUsed="0"/>
-    <w:lsdException w:name="Dark List Accent 4" w:semiHidden="0" w:uiPriority="70" w:unhideWhenUsed="0"/>
-    <w:lsdException w:name="Colorful Shading Accent 4" w:semiHidden="0" w:uiPriority="71" w:unhideWhenUsed="0"/>
-    <w:lsdException w:name="Colorful List Accent 4" w:semiHidden="0" w:uiPriority="72" w:unhideWhenUsed="0"/>
-    <w:lsdException w:name="Colorful Grid Accent 4" w:semiHidden="0" w:uiPriority="73" w:unhideWhenUsed="0"/>
-    <w:lsdException w:name="Light Shading Accent 5" w:semiHidden="0" w:uiPriority="60" w:unhideWhenUsed="0"/>
-    <w:lsdException w:name="Light List Accent 5" w:semiHidden="0" w:uiPriority="61" w:unhideWhenUsed="0"/>
-    <w:lsdException w:name="Light Grid Accent 5" w:semiHidden="0" w:uiPriority="62" w:unhideWhenUsed="0"/>
-    <w:lsdException w:name="Medium Shading 1 Accent 5" w:semiHidden="0" w:uiPriority="63" w:unhideWhenUsed="0"/>
-    <w:lsdException w:name="Medium Shading 2 Accent 5" w:semiHidden="0" w:uiPriority="64" w:unhideWhenUsed="0"/>
-    <w:lsdException w:name="Medium List 1 Accent 5" w:semiHidden="0" w:uiPriority="65" w:unhideWhenUsed="0"/>
-    <w:lsdException w:name="Medium List 2 Accent 5" w:semiHidden="0" w:uiPriority="66" w:unhideWhenUsed="0"/>
-    <w:lsdException w:name="Medium Grid 1 Accent 5" w:semiHidden="0" w:uiPriority="67" w:unhideWhenUsed="0"/>
-    <w:lsdException w:name="Medium Grid 2 Accent 5" w:semiHidden="0" w:uiPriority="68" w:unhideWhenUsed="0"/>
-    <w:lsdException w:name="Medium Grid 3 Accent 5" w:semiHidden="0" w:uiPriority="69" w:unhideWhenUsed="0"/>
-    <w:lsdException w:name="Dark List Accent 5" w:semiHidden="0" w:uiPriority="70" w:unhideWhenUsed="0"/>
-    <w:lsdException w:name="Colorful Shading Accent 5" w:semiHidden="0" w:uiPriority="71" w:unhideWhenUsed="0"/>
-    <w:lsdException w:name="Colorful List Accent 5" w:semiHidden="0" w:uiPriority="72" w:unhideWhenUsed="0"/>
-    <w:lsdException w:name="Colorful Grid Accent 5" w:semiHidden="0" w:uiPriority="73" w:unhideWhenUsed="0"/>
-    <w:lsdException w:name="Light Shading Accent 6" w:semiHidden="0" w:uiPriority="60" w:unhideWhenUsed="0"/>
-    <w:lsdException w:name="Light List Accent 6" w:semiHidden="0" w:uiPriority="61" w:unhideWhenUsed="0"/>
-    <w:lsdException w:name="Light Grid Accent 6" w:semiHidden="0" w:uiPriority="62" w:unhideWhenUsed="0"/>
-    <w:lsdException w:name="Medium Shading 1 Accent 6" w:semiHidden="0" w:uiPriority="63" w:unhideWhenUsed="0"/>
-    <w:lsdException w:name="Medium Shading 2 Accent 6" w:semiHidden="0" w:uiPriority="64" w:unhideWhenUsed="0"/>
-    <w:lsdException w:name="Medium List 1 Accent 6" w:semiHidden="0" w:uiPriority="65" w:unhideWhenUsed="0"/>
-    <w:lsdException w:name="Medium List 2 Accent 6" w:semiHidden="0" w:uiPriority="66" w:unhideWhenUsed="0"/>
-    <w:lsdException w:name="Medium Grid 1 Accent 6" w:semiHidden="0" w:uiPriority="67" w:unhideWhenUsed="0"/>
-    <w:lsdException w:name="Medium Grid 2 Accent 6" w:semiHidden="0" w:uiPriority="68" w:unhideWhenUsed="0"/>
-    <w:lsdException w:name="Medium Grid 3 Accent 6" w:semiHidden="0" w:uiPriority="69" w:unhideWhenUsed="0"/>
-    <w:lsdException w:name="Dark List Accent 6" w:semiHidden="0" w:uiPriority="70" w:unhideWhenUsed="0"/>
-    <w:lsdException w:name="Colorful Shading Accent 6" w:semiHidden="0" w:uiPriority="71" w:unhideWhenUsed="0"/>
-    <w:lsdException w:name="Colorful List Accent 6" w:semiHidden="0" w:uiPriority="72" w:unhideWhenUsed="0"/>
-    <w:lsdException w:name="Colorful Grid Accent 6" w:semiHidden="0" w:uiPriority="73" w:unhideWhenUsed="0"/>
-    <w:lsdException w:name="Subtle Emphasis" w:semiHidden="0" w:uiPriority="19" w:unhideWhenUsed="0" w:qFormat="1"/>
-    <w:lsdException w:name="Intense Emphasis" w:semiHidden="0" w:uiPriority="21" w:unhideWhenUsed="0" w:qFormat="1"/>
-    <w:lsdException w:name="Subtle Reference" w:semiHidden="0" w:uiPriority="31" w:unhideWhenUsed="0" w:qFormat="1"/>
-    <w:lsdException w:name="Intense Reference" w:semiHidden="0" w:uiPriority="32" w:unhideWhenUsed="0" w:qFormat="1"/>
-    <w:lsdException w:name="Book Title" w:semiHidden="0" w:uiPriority="33" w:unhideWhenUsed="0" w:qFormat="1"/>
-    <w:lsdException w:name="Bibliography" w:uiPriority="37"/>
-    <w:lsdException w:name="TOC Heading" w:uiPriority="39" w:qFormat="1"/>
-  </w:latentStyles>
-  <w:style w:type="paragraph" w:default="1" w:styleId="Normal">
-    <w:name w:val="Normal"/>
-    <w:qFormat/>
-    <w:rsid w:val="00C33D80"/>
-    <w:pPr>
-      <w:spacing w:after="0" w:line="240" w:lineRule="auto"/>
-    </w:pPr>
-    <w:rPr>
-      <w:sz w:val="24"/>
-      <w:szCs w:val="24"/>
-      <w:lang w:eastAsia="ja-JP"/>
-    </w:rPr>
-  </w:style>
-  <w:style w:type="paragraph" w:styleId="Heading3">
-    <w:name w:val="heading 3"/>
-    <w:basedOn w:val="Normal"/>
-    <w:next w:val="Normal"/>
-    <w:link w:val="Heading3Char"/>
-    <w:uiPriority w:val="99"/>
-    <w:qFormat/>
-    <w:rsid w:val="00C33D80"/>
-    <w:pPr>
-      <w:keepNext/>
-      <w:spacing w:before="240" w:after="60"/>
-      <w:outlineLvl w:val="2"/>
-    </w:pPr>
-    <w:rPr>
-      <w:b/>
-      <w:bCs/>
-      <w:sz w:val="28"/>
-      <w:szCs w:val="28"/>
-    </w:rPr>
-  </w:style>
-  <w:style w:type="character" w:default="1" w:styleId="DefaultParagraphFont">
-    <w:name w:val="Default Paragraph Font"/>
-    <w:uiPriority w:val="1"/>
-    <w:semiHidden/>
-    <w:unhideWhenUsed/>
-  </w:style>
-  <w:style w:type="table" w:default="1" w:styleId="TableNormal">
-    <w:name w:val="Normal Table"/>
-    <w:uiPriority w:val="99"/>
-    <w:semiHidden/>
-    <w:unhideWhenUsed/>
-    <w:tblPr>
-      <w:tblInd w:w="0" w:type="dxa"/>
-      <w:tblCellMar>
-        <w:top w:w="0" w:type="dxa"/>
-        <w:left w:w="108" w:type="dxa"/>
-        <w:bottom w:w="0" w:type="dxa"/>
-        <w:right w:w="108" w:type="dxa"/>
-      </w:tblCellMar>
-    </w:tblPr>
-  </w:style>
-  <w:style w:type="numbering" w:default="1" w:styleId="NoList">
-    <w:name w:val="No List"/>
-    <w:uiPriority w:val="99"/>
-    <w:semiHidden/>
-    <w:unhideWhenUsed/>
-  </w:style>
-  <w:style w:type="character" w:customStyle="1" w:styleId="Heading3Char">
-    <w:name w:val="Heading 3 Char"/>
-    <w:basedOn w:val="DefaultParagraphFont"/>
-    <w:link w:val="Heading3"/>
-    <w:uiPriority w:val="9"/>
-    <w:semiHidden/>
-    <w:rsid w:val="00386A30"/>
-    <w:rPr>
-      <w:rFonts w:asciiTheme="majorHAnsi" w:eastAsiaTheme="majorEastAsia" w:hAnsiTheme="majorHAnsi" w:cstheme="majorBidi"/>
-      <w:b/>
-      <w:bCs/>
-      <w:sz w:val="26"/>
-      <w:szCs w:val="26"/>
-      <w:lang w:eastAsia="ja-JP"/>
-    </w:rPr>
-  </w:style>
-  <w:style w:type="paragraph" w:styleId="Title">
-    <w:name w:val="Title"/>
-    <w:basedOn w:val="Normal"/>
-    <w:link w:val="TitleChar"/>
-    <w:uiPriority w:val="99"/>
-    <w:qFormat/>
-    <w:rsid w:val="00C33D80"/>
-    <w:pPr>
-      <w:spacing w:before="240" w:after="60"/>
-      <w:outlineLvl w:val="0"/>
-    </w:pPr>
-    <w:rPr>
-      <w:rFonts w:ascii="Arial" w:hAnsi="Arial" w:cs="Arial"/>
-      <w:b/>
-      <w:bCs/>
-      <w:color w:val="A30588"/>
-      <w:kern w:val="28"/>
-      <w:sz w:val="32"/>
-      <w:szCs w:val="32"/>
-    </w:rPr>
-  </w:style>
-  <w:style w:type="character" w:customStyle="1" w:styleId="TitleChar">
-    <w:name w:val="Title Char"/>
-    <w:basedOn w:val="DefaultParagraphFont"/>
-    <w:link w:val="Title"/>
-    <w:uiPriority w:val="10"/>
-    <w:rsid w:val="00386A30"/>
-    <w:rPr>
-      <w:rFonts w:asciiTheme="majorHAnsi" w:eastAsiaTheme="majorEastAsia" w:hAnsiTheme="majorHAnsi" w:cstheme="majorBidi"/>
-      <w:b/>
-      <w:bCs/>
-      <w:kern w:val="28"/>
-      <w:sz w:val="32"/>
-      <w:szCs w:val="32"/>
-      <w:lang w:eastAsia="ja-JP"/>
-    </w:rPr>
-  </w:style>
-  <w:style w:type="paragraph" w:styleId="Header">
-    <w:name w:val="header"/>
-    <w:basedOn w:val="Normal"/>
-    <w:link w:val="HeaderChar"/>
-    <w:uiPriority w:val="99"/>
-    <w:unhideWhenUsed/>
-    <w:rsid w:val="009A271E"/>
-    <w:pPr>
-      <w:tabs>
-        <w:tab w:val="center" w:pos="4680"/>
-        <w:tab w:val="right" w:pos="9360"/>
-      </w:tabs>
-    </w:pPr>
-  </w:style>
-  <w:style w:type="character" w:customStyle="1" w:styleId="HeaderChar">
-    <w:name w:val="Header Char"/>
-    <w:basedOn w:val="DefaultParagraphFont"/>
-    <w:link w:val="Header"/>
-    <w:uiPriority w:val="99"/>
-    <w:rsid w:val="009A271E"/>
-    <w:rPr>
-      <w:sz w:val="24"/>
-      <w:szCs w:val="24"/>
-      <w:lang w:eastAsia="ja-JP"/>
-    </w:rPr>
-  </w:style>
-  <w:style w:type="paragraph" w:styleId="Footer">
-    <w:name w:val="footer"/>
-    <w:basedOn w:val="Normal"/>
-    <w:link w:val="FooterChar"/>
-    <w:uiPriority w:val="99"/>
-    <w:unhideWhenUsed/>
-    <w:rsid w:val="009A271E"/>
-    <w:pPr>
-      <w:tabs>
-        <w:tab w:val="center" w:pos="4680"/>
-        <w:tab w:val="right" w:pos="9360"/>
-      </w:tabs>
-    </w:pPr>
-  </w:style>
-  <w:style w:type="character" w:customStyle="1" w:styleId="FooterChar">
-    <w:name w:val="Footer Char"/>
-    <w:basedOn w:val="DefaultParagraphFont"/>
-    <w:link w:val="Footer"/>
-    <w:uiPriority w:val="99"/>
-    <w:rsid w:val="009A271E"/>
-    <w:rPr>
-      <w:sz w:val="24"/>
-      <w:szCs w:val="24"/>
-      <w:lang w:eastAsia="ja-JP"/>
-    </w:rPr>
-  </w:style>
-  <w:style w:type="paragraph" w:styleId="BalloonText">
-    <w:name w:val="Balloon Text"/>
-    <w:basedOn w:val="Normal"/>
-    <w:link w:val="BalloonTextChar"/>
-    <w:uiPriority w:val="99"/>
-    <w:semiHidden/>
-    <w:unhideWhenUsed/>
-    <w:rsid w:val="009A271E"/>
-    <w:rPr>
-      <w:rFonts w:ascii="Tahoma" w:hAnsi="Tahoma" w:cs="Tahoma"/>
-      <w:sz w:val="16"/>
-      <w:szCs w:val="16"/>
-    </w:rPr>
-  </w:style>
-  <w:style w:type="character" w:customStyle="1" w:styleId="BalloonTextChar">
-    <w:name w:val="Balloon Text Char"/>
-    <w:basedOn w:val="DefaultParagraphFont"/>
-    <w:link w:val="BalloonText"/>
-    <w:uiPriority w:val="99"/>
-    <w:semiHidden/>
-    <w:rsid w:val="009A271E"/>
-    <w:rPr>
-      <w:rFonts w:ascii="Tahoma" w:hAnsi="Tahoma" w:cs="Tahoma"/>
-      <w:sz w:val="16"/>
-      <w:szCs w:val="16"/>
-      <w:lang w:eastAsia="ja-JP"/>
-    </w:rPr>
-  </w:style>
-</w:styles>
-</file>
-
-<file path=word/stylesWithEffects.xml><?xml version="1.0" encoding="utf-8"?>
-<w:styles xmlns:wpc="http://schemas.microsoft.com/office/word/2010/wordprocessingCanvas" xmlns:mc="http://schemas.openxmlformats.org/markup-compatibility/2006" xmlns:o="urn:schemas-microsoft-com:office:office" xmlns:r="http://schemas.openxmlformats.org/officeDocument/2006/relationships" xmlns:m="http://schemas.openxmlformats.org/officeDocument/2006/math" xmlns:v="urn:schemas-microsoft-com:vml" xmlns:wp14="http://schemas.microsoft.com/office/word/2010/wordprocessingDrawing" xmlns:wp="http://schemas.openxmlformats.org/drawingml/2006/wordprocessingDrawing" xmlns:w10="urn:schemas-microsoft-com:office:word" xmlns:w="http://schemas.openxmlformats.org/wordprocessingml/2006/main" xmlns:w14="http://schemas.microsoft.com/office/word/2010/wordml" xmlns:wpg="http://schemas.microsoft.com/office/word/2010/wordprocessingGroup" xmlns:wpi="http://schemas.microsoft.com/office/word/2010/wordprocessingInk" xmlns:wne="http://schemas.microsoft.com/office/word/2006/wordml" xmlns:wps="http://schemas.microsoft.com/office/word/2010/wordprocessingShape" mc:Ignorable="w14 wp14">
-  <w:docDefaults>
-    <w:rPrDefault>
-      <w:rPr>
-        <w:rFonts w:ascii="Times New Roman" w:eastAsia="MS Mincho" w:hAnsi="Times New Roman" w:cs="Times New Roman"/>
-        <w:sz w:val="22"/>
-        <w:szCs w:val="22"/>
-        <w:lang w:val="en-US" w:eastAsia="en-US" w:bidi="ar-SA"/>
-      </w:rPr>
-    </w:rPrDefault>
-    <w:pPrDefault>
-      <w:pPr>
-        <w:spacing w:after="200" w:line="276" w:lineRule="auto"/>
-      </w:pPr>
-    </w:pPrDefault>
-  </w:docDefaults>
-  <w:latentStyles w:defLockedState="0" w:defUIPriority="99" w:defSemiHidden="1" w:defUnhideWhenUsed="1" w:defQFormat="0" w:count="267">
-    <w:lsdException w:name="Normal" w:semiHidden="0" w:uiPriority="0" w:unhideWhenUsed="0" w:qFormat="1"/>
-    <w:lsdException w:name="heading 1" w:semiHidden="0" w:uiPriority="9" w:unhideWhenUsed="0" w:qFormat="1"/>
-    <w:lsdException w:name="heading 2" w:uiPriority="9" w:qFormat="1"/>
-    <w:lsdException w:name="heading 3" w:semiHidden="0" w:uiPriority="9" w:unhideWhenUsed="0" w:qFormat="1"/>
-    <w:lsdException w:name="heading 4" w:uiPriority="9" w:qFormat="1"/>
-    <w:lsdException w:name="heading 5" w:uiPriority="9" w:qFormat="1"/>
-    <w:lsdException w:name="heading 6" w:uiPriority="9" w:qFormat="1"/>
-    <w:lsdException w:name="heading 7" w:uiPriority="9" w:qFormat="1"/>
-    <w:lsdException w:name="heading 8" w:uiPriority="9" w:qFormat="1"/>
-    <w:lsdException w:name="heading 9" w:uiPriority="9" w:qFormat="1"/>
-    <w:lsdException w:name="toc 1" w:uiPriority="39"/>
-    <w:lsdException w:name="toc 2" w:uiPriority="39"/>
-    <w:lsdException w:name="toc 3" w:uiPriority="39"/>
-    <w:lsdException w:name="toc 4" w:uiPriority="39"/>
-    <w:lsdException w:name="toc 5" w:uiPriority="39"/>
-    <w:lsdException w:name="toc 6" w:uiPriority="39"/>
-    <w:lsdException w:name="toc 7" w:uiPriority="39"/>
-    <w:lsdException w:name="toc 8" w:uiPriority="39"/>
-    <w:lsdException w:name="toc 9" w:uiPriority="39"/>
-    <w:lsdException w:name="caption" w:uiPriority="35" w:qFormat="1"/>
-    <w:lsdException w:name="Title" w:semiHidden="0" w:uiPriority="10" w:unhideWhenUsed="0" w:qFormat="1"/>
-    <w:lsdException w:name="Default Paragraph Font" w:uiPriority="1"/>
-    <w:lsdException w:name="Subtitle" w:semiHidden="0" w:uiPriority="11" w:unhideWhenUsed="0" w:qFormat="1"/>
-    <w:lsdException w:name="Strong" w:semiHidden="0" w:uiPriority="22" w:unhideWhenUsed="0" w:qFormat="1"/>
-    <w:lsdException w:name="Emphasis" w:semiHidden="0" w:uiPriority="20" w:unhideWhenUsed="0" w:qFormat="1"/>
-    <w:lsdException w:name="Table Grid" w:semiHidden="0" w:uiPriority="59" w:unhideWhenUsed="0"/>
-    <w:lsdException w:name="Placeholder Text" w:unhideWhenUsed="0"/>
-    <w:lsdException w:name="No Spacing" w:semiHidden="0" w:uiPriority="1" w:unhideWhenUsed="0" w:qFormat="1"/>
-    <w:lsdException w:name="Light Shading" w:semiHidden="0" w:uiPriority="60" w:unhideWhenUsed="0"/>
-    <w:lsdException w:name="Light List" w:semiHidden="0" w:uiPriority="61" w:unhideWhenUsed="0"/>
-    <w:lsdException w:name="Light Grid" w:semiHidden="0" w:uiPriority="62" w:unhideWhenUsed="0"/>
-    <w:lsdException w:name="Medium Shading 1" w:semiHidden="0" w:uiPriority="63" w:unhideWhenUsed="0"/>
-    <w:lsdException w:name="Medium Shading 2" w:semiHidden="0" w:uiPriority="64" w:unhideWhenUsed="0"/>
-    <w:lsdException w:name="Medium List 1" w:semiHidden="0" w:uiPriority="65" w:unhideWhenUsed="0"/>
-    <w:lsdException w:name="Medium List 2" w:semiHidden="0" w:uiPriority="66" w:unhideWhenUsed="0"/>
-    <w:lsdException w:name="Medium Grid 1" w:semiHidden="0" w:uiPriority="67" w:unhideWhenUsed="0"/>
-    <w:lsdException w:name="Medium Grid 2" w:semiHidden="0" w:uiPriority="68" w:unhideWhenUsed="0"/>
-    <w:lsdException w:name="Medium Grid 3" w:semiHidden="0" w:uiPriority="69" w:unhideWhenUsed="0"/>
-    <w:lsdException w:name="Dark List" w:semiHidden="0" w:uiPriority="70" w:unhideWhenUsed="0"/>
-    <w:lsdException w:name="Colorful Shading" w:semiHidden="0" w:uiPriority="71" w:unhideWhenUsed="0"/>
-    <w:lsdException w:name="Colorful List" w:semiHidden="0" w:uiPriority="72" w:unhideWhenUsed="0"/>
-    <w:lsdException w:name="Colorful Grid" w:semiHidden="0" w:uiPriority="73" w:unhideWhenUsed="0"/>
-    <w:lsdException w:name="Light Shading Accent 1" w:semiHidden="0" w:uiPriority="60" w:unhideWhenUsed="0"/>
-    <w:lsdException w:name="Light List Accent 1" w:semiHidden="0" w:uiPriority="61" w:unhideWhenUsed="0"/>
-    <w:lsdException w:name="Light Grid Accent 1" w:semiHidden="0" w:uiPriority="62" w:unhideWhenUsed="0"/>
-    <w:lsdException w:name="Medium Shading 1 Accent 1" w:semiHidden="0" w:uiPriority="63" w:unhideWhenUsed="0"/>
-    <w:lsdException w:name="Medium Shading 2 Accent 1" w:semiHidden="0" w:uiPriority="64" w:unhideWhenUsed="0"/>
-    <w:lsdException w:name="Medium List 1 Accent 1" w:semiHidden="0" w:uiPriority="65" w:unhideWhenUsed="0"/>
-    <w:lsdException w:name="Revision" w:unhideWhenUsed="0"/>
-    <w:lsdException w:name="List Paragraph" w:semiHidden="0" w:uiPriority="34" w:unhideWhenUsed="0" w:qFormat="1"/>
-    <w:lsdException w:name="Quote" w:semiHidden="0" w:uiPriority="29" w:unhideWhenUsed="0" w:qFormat="1"/>
-    <w:lsdException w:name="Intense Quote" w:semiHidden="0" w:uiPriority="30" w:unhideWhenUsed="0" w:qFormat="1"/>
-    <w:lsdException w:name="Medium List 2 Accent 1" w:semiHidden="0" w:uiPriority="66" w:unhideWhenUsed="0"/>
-    <w:lsdException w:name="Medium Grid 1 Accent 1" w:semiHidden="0" w:uiPriority="67" w:unhideWhenUsed="0"/>
-    <w:lsdException w:name="Medium Grid 2 Accent 1" w:semiHidden="0" w:uiPriority="68" w:unhideWhenUsed="0"/>
-    <w:lsdException w:name="Medium Grid 3 Accent 1" w:semiHidden="0" w:uiPriority="69" w:unhideWhenUsed="0"/>
-    <w:lsdException w:name="Dark List Accent 1" w:semiHidden="0" w:uiPriority="70" w:unhideWhenUsed="0"/>
-    <w:lsdException w:name="Colorful Shading Accent 1" w:semiHidden="0" w:uiPriority="71" w:unhideWhenUsed="0"/>
-    <w:lsdException w:name="Colorful List Accent 1" w:semiHidden="0" w:uiPriority="72" w:unhideWhenUsed="0"/>
-    <w:lsdException w:name="Colorful Grid Accent 1" w:semiHidden="0" w:uiPriority="73" w:unhideWhenUsed="0"/>
-    <w:lsdException w:name="Light Shading Accent 2" w:semiHidden="0" w:uiPriority="60" w:unhideWhenUsed="0"/>
-    <w:lsdException w:name="Light List Accent 2" w:semiHidden="0" w:uiPriority="61" w:unhideWhenUsed="0"/>
-    <w:lsdException w:name="Light Grid Accent 2" w:semiHidden="0" w:uiPriority="62" w:unhideWhenUsed="0"/>
-    <w:lsdException w:name="Medium Shading 1 Accent 2" w:semiHidden="0" w:uiPriority="63" w:unhideWhenUsed="0"/>
-    <w:lsdException w:name="Medium Shading 2 Accent 2" w:semiHidden="0" w:uiPriority="64" w:unhideWhenUsed="0"/>
-    <w:lsdException w:name="Medium List 1 Accent 2" w:semiHidden="0" w:uiPriority="65" w:unhideWhenUsed="0"/>
-    <w:lsdException w:name="Medium List 2 Accent 2" w:semiHidden="0" w:uiPriority="66" w:unhideWhenUsed="0"/>
-    <w:lsdException w:name="Medium Grid 1 Accent 2" w:semiHidden="0" w:uiPriority="67" w:unhideWhenUsed="0"/>
-    <w:lsdException w:name="Medium Grid 2 Accent 2" w:semiHidden="0" w:uiPriority="68" w:unhideWhenUsed="0"/>
-    <w:lsdException w:name="Medium Grid 3 Accent 2" w:semiHidden="0" w:uiPriority="69" w:unhideWhenUsed="0"/>
-    <w:lsdException w:name="Dark List Accent 2" w:semiHidden="0" w:uiPriority="70" w:unhideWhenUsed="0"/>
-    <w:lsdException w:name="Colorful Shading Accent 2" w:semiHidden="0" w:uiPriority="71" w:unhideWhenUsed="0"/>
-    <w:lsdException w:name="Colorful List Accent 2" w:semiHidden="0" w:uiPriority="72" w:unhideWhenUsed="0"/>
-    <w:lsdException w:name="Colorful Grid Accent 2" w:semiHidden="0" w:uiPriority="73" w:unhideWhenUsed="0"/>
-    <w:lsdException w:name="Light Shading Accent 3" w:semiHidden="0" w:uiPriority="60" w:unhideWhenUsed="0"/>
-    <w:lsdException w:name="Light List Accent 3" w:semiHidden="0" w:uiPriority="61" w:unhideWhenUsed="0"/>
-    <w:lsdException w:name="Light Grid Accent 3" w:semiHidden="0" w:uiPriority="62" w:unhideWhenUsed="0"/>
-    <w:lsdException w:name="Medium Shading 1 Accent 3" w:semiHidden="0" w:uiPriority="63" w:unhideWhenUsed="0"/>
-    <w:lsdException w:name="Medium Shading 2 Accent 3" w:semiHidden="0" w:uiPriority="64" w:unhideWhenUsed="0"/>
-    <w:lsdException w:name="Medium List 1 Accent 3" w:semiHidden="0" w:uiPriority="65" w:unhideWhenUsed="0"/>
-    <w:lsdException w:name="Medium List 2 Accent 3" w:semiHidden="0" w:uiPriority="66" w:unhideWhenUsed="0"/>
-    <w:lsdException w:name="Medium Grid 1 Accent 3" w:semiHidden="0" w:uiPriority="67" w:unhideWhenUsed="0"/>
-    <w:lsdException w:name="Medium Grid 2 Accent 3" w:semiHidden="0" w:uiPriority="68" w:unhideWhenUsed="0"/>
-    <w:lsdException w:name="Medium Grid 3 Accent 3" w:semiHidden="0" w:uiPriority="69" w:unhideWhenUsed="0"/>
-    <w:lsdException w:name="Dark List Accent 3" w:semiHidden="0" w:uiPriority="70" w:unhideWhenUsed="0"/>
-    <w:lsdException w:name="Colorful Shading Accent 3" w:semiHidden="0" w:uiPriority="71" w:unhideWhenUsed="0"/>
-    <w:lsdException w:name="Colorful List Accent 3" w:semiHidden="0" w:uiPriority="72" w:unhideWhenUsed="0"/>
-    <w:lsdException w:name="Colorful Grid Accent 3" w:semiHidden="0" w:uiPriority="73" w:unhideWhenUsed="0"/>
-    <w:lsdException w:name="Light Shading Accent 4" w:semiHidden="0" w:uiPriority="60" w:unhideWhenUsed="0"/>
-    <w:lsdException w:name="Light List Accent 4" w:semiHidden="0" w:uiPriority="61" w:unhideWhenUsed="0"/>
-    <w:lsdException w:name="Light Grid Accent 4" w:semiHidden="0" w:uiPriority="62" w:unhideWhenUsed="0"/>
-    <w:lsdException w:name="Medium Shading 1 Accent 4" w:semiHidden="0" w:uiPriority="63" w:unhideWhenUsed="0"/>
-    <w:lsdException w:name="Medium Shading 2 Accent 4" w:semiHidden="0" w:uiPriority="64" w:unhideWhenUsed="0"/>
-    <w:lsdException w:name="Medium List 1 Accent 4" w:semiHidden="0" w:uiPriority="65" w:unhideWhenUsed="0"/>
-    <w:lsdException w:name="Medium List 2 Accent 4" w:semiHidden="0" w:uiPriority="66" w:unhideWhenUsed="0"/>
-    <w:lsdException w:name="Medium Grid 1 Accent 4" w:semiHidden="0" w:uiPriority="67" w:unhideWhenUsed="0"/>
-    <w:lsdException w:name="Medium Grid 2 Accent 4" w:semiHidden="0" w:uiPriority="68" w:unhideWhenUsed="0"/>
-    <w:lsdException w:name="Medium Grid 3 Accent 4" w:semiHidden="0" w:uiPriority="69" w:unhideWhenUsed="0"/>
-    <w:lsdException w:name="Dark List Accent 4" w:semiHidden="0" w:uiPriority="70" w:unhideWhenUsed="0"/>
-    <w:lsdException w:name="Colorful Shading Accent 4" w:semiHidden="0" w:uiPriority="71" w:unhideWhenUsed="0"/>
-    <w:lsdException w:name="Colorful List Accent 4" w:semiHidden="0" w:uiPriority="72" w:unhideWhenUsed="0"/>
-    <w:lsdException w:name="Colorful Grid Accent 4" w:semiHidden="0" w:uiPriority="73" w:unhideWhenUsed="0"/>
-    <w:lsdException w:name="Light Shading Accent 5" w:semiHidden="0" w:uiPriority="60" w:unhideWhenUsed="0"/>
-    <w:lsdException w:name="Light List Accent 5" w:semiHidden="0" w:uiPriority="61" w:unhideWhenUsed="0"/>
-    <w:lsdException w:name="Light Grid Accent 5" w:semiHidden="0" w:uiPriority="62" w:unhideWhenUsed="0"/>
-    <w:lsdException w:name="Medium Shading 1 Accent 5" w:semiHidden="0" w:uiPriority="63" w:unhideWhenUsed="0"/>
-    <w:lsdException w:name="Medium Shading 2 Accent 5" w:semiHidden="0" w:uiPriority="64" w:unhideWhenUsed="0"/>
-    <w:lsdException w:name="Medium List 1 Accent 5" w:semiHidden="0" w:uiPriority="65" w:unhideWhenUsed="0"/>
-    <w:lsdException w:name="Medium List 2 Accent 5" w:semiHidden="0" w:uiPriority="66" w:unhideWhenUsed="0"/>
-    <w:lsdException w:name="Medium Grid 1 Accent 5" w:semiHidden="0" w:uiPriority="67" w:unhideWhenUsed="0"/>
-    <w:lsdException w:name="Medium Grid 2 Accent 5" w:semiHidden="0" w:uiPriority="68" w:unhideWhenUsed="0"/>
-    <w:lsdException w:name="Medium Grid 3 Accent 5" w:semiHidden="0" w:uiPriority="69" w:unhideWhenUsed="0"/>
-    <w:lsdException w:name="Dark List Accent 5" w:semiHidden="0" w:uiPriority="70" w:unhideWhenUsed="0"/>
-    <w:lsdException w:name="Colorful Shading Accent 5" w:semiHidden="0" w:uiPriority="71" w:unhideWhenUsed="0"/>
-    <w:lsdException w:name="Colorful List Accent 5" w:semiHidden="0" w:uiPriority="72" w:unhideWhenUsed="0"/>
-    <w:lsdException w:name="Colorful Grid Accent 5" w:semiHidden="0" w:uiPriority="73" w:unhideWhenUsed="0"/>
-    <w:lsdException w:name="Light Shading Accent 6" w:semiHidden="0" w:uiPriority="60" w:unhideWhenUsed="0"/>
-    <w:lsdException w:name="Light List Accent 6" w:semiHidden="0" w:uiPriority="61" w:unhideWhenUsed="0"/>
-    <w:lsdException w:name="Light Grid Accent 6" w:semiHidden="0" w:uiPriority="62" w:unhideWhenUsed="0"/>
-    <w:lsdException w:name="Medium Shading 1 Accent 6" w:semiHidden="0" w:uiPriority="63" w:unhideWhenUsed="0"/>
-    <w:lsdException w:name="Medium Shading 2 Accent 6" w:semiHidden="0" w:uiPriority="64" w:unhideWhenUsed="0"/>
-    <w:lsdException w:name="Medium List 1 Accent 6" w:semiHidden="0" w:uiPriority="65" w:unhideWhenUsed="0"/>
-    <w:lsdException w:name="Medium List 2 Accent 6" w:semiHidden="0" w:uiPriority="66" w:unhideWhenUsed="0"/>
-    <w:lsdException w:name="Medium Grid 1 Accent 6" w:semiHidden="0" w:uiPriority="67" w:unhideWhenUsed="0"/>
-    <w:lsdException w:name="Medium Grid 2 Accent 6" w:semiHidden="0" w:uiPriority="68" w:unhideWhenUsed="0"/>
-    <w:lsdException w:name="Medium Grid 3 Accent 6" w:semiHidden="0" w:uiPriority="69" w:unhideWhenUsed="0"/>
-    <w:lsdException w:name="Dark List Accent 6" w:semiHidden="0" w:uiPriority="70" w:unhideWhenUsed="0"/>
-    <w:lsdException w:name="Colorful Shading Accent 6" w:semiHidden="0" w:uiPriority="71" w:unhideWhenUsed="0"/>
-    <w:lsdException w:name="Colorful List Accent 6" w:semiHidden="0" w:uiPriority="72" w:unhideWhenUsed="0"/>
-    <w:lsdException w:name="Colorful Grid Accent 6" w:semiHidden="0" w:uiPriority="73" w:unhideWhenUsed="0"/>
-    <w:lsdException w:name="Subtle Emphasis" w:semiHidden="0" w:uiPriority="19" w:unhideWhenUsed="0" w:qFormat="1"/>
-    <w:lsdException w:name="Intense Emphasis" w:semiHidden="0" w:uiPriority="21" w:unhideWhenUsed="0" w:qFormat="1"/>
-    <w:lsdException w:name="Subtle Reference" w:semiHidden="0" w:uiPriority="31" w:unhideWhenUsed="0" w:qFormat="1"/>
-    <w:lsdException w:name="Intense Reference" w:semiHidden="0" w:uiPriority="32" w:unhideWhenUsed="0" w:qFormat="1"/>
-    <w:lsdException w:name="Book Title" w:semiHidden="0" w:uiPriority="33" w:unhideWhenUsed="0" w:qFormat="1"/>
-    <w:lsdException w:name="Bibliography" w:uiPriority="37"/>
-    <w:lsdException w:name="TOC Heading" w:uiPriority="39" w:qFormat="1"/>
+  <w:latentStyles w:defLockedState="0" w:defUIPriority="99" w:defSemiHidden="0" w:defUnhideWhenUsed="0" w:defQFormat="0" w:count="376">
+    <w:lsdException w:name="Normal" w:uiPriority="0" w:qFormat="1"/>
+    <w:lsdException w:name="heading 1" w:uiPriority="9" w:qFormat="1"/>
+    <w:lsdException w:name="heading 2" w:semiHidden="1" w:uiPriority="9" w:unhideWhenUsed="1" w:qFormat="1"/>
+    <w:lsdException w:name="heading 3" w:uiPriority="9" w:qFormat="1"/>
+    <w:lsdException w:name="heading 4" w:semiHidden="1" w:uiPriority="9" w:unhideWhenUsed="1" w:qFormat="1"/>
+    <w:lsdException w:name="heading 5" w:semiHidden="1" w:uiPriority="9" w:unhideWhenUsed="1" w:qFormat="1"/>
+    <w:lsdException w:name="heading 6" w:semiHidden="1" w:uiPriority="9" w:unhideWhenUsed="1" w:qFormat="1"/>
+    <w:lsdException w:name="heading 7" w:semiHidden="1" w:uiPriority="9" w:unhideWhenUsed="1" w:qFormat="1"/>
+    <w:lsdException w:name="heading 8" w:semiHidden="1" w:uiPriority="9" w:unhideWhenUsed="1" w:qFormat="1"/>
+    <w:lsdException w:name="heading 9" w:semiHidden="1" w:uiPriority="9" w:unhideWhenUsed="1" w:qFormat="1"/>
+    <w:lsdException w:name="index 1" w:semiHidden="1" w:unhideWhenUsed="1"/>
+    <w:lsdException w:name="index 2" w:semiHidden="1" w:unhideWhenUsed="1"/>
+    <w:lsdException w:name="index 3" w:semiHidden="1" w:unhideWhenUsed="1"/>
+    <w:lsdException w:name="index 4" w:semiHidden="1" w:unhideWhenUsed="1"/>
+    <w:lsdException w:name="index 5" w:semiHidden="1" w:unhideWhenUsed="1"/>
+    <w:lsdException w:name="index 6" w:semiHidden="1" w:unhideWhenUsed="1"/>
+    <w:lsdException w:name="index 7" w:semiHidden="1" w:unhideWhenUsed="1"/>
+    <w:lsdException w:name="index 8" w:semiHidden="1" w:unhideWhenUsed="1"/>
+    <w:lsdException w:name="index 9" w:semiHidden="1" w:unhideWhenUsed="1"/>
+    <w:lsdException w:name="toc 1" w:semiHidden="1" w:uiPriority="39" w:unhideWhenUsed="1"/>
+    <w:lsdException w:name="toc 2" w:semiHidden="1" w:uiPriority="39" w:unhideWhenUsed="1"/>
+    <w:lsdException w:name="toc 3" w:semiHidden="1" w:uiPriority="39" w:unhideWhenUsed="1"/>
+    <w:lsdException w:name="toc 4" w:semiHidden="1" w:uiPriority="39" w:unhideWhenUsed="1"/>
+    <w:lsdException w:name="toc 5" w:semiHidden="1" w:uiPriority="39" w:unhideWhenUsed="1"/>
+    <w:lsdException w:name="toc 6" w:semiHidden="1" w:uiPriority="39" w:unhideWhenUsed="1"/>
+    <w:lsdException w:name="toc 7" w:semiHidden="1" w:uiPriority="39" w:unhideWhenUsed="1"/>
+    <w:lsdException w:name="toc 8" w:semiHidden="1" w:uiPriority="39" w:unhideWhenUsed="1"/>
+    <w:lsdException w:name="toc 9" w:semiHidden="1" w:uiPriority="39" w:unhideWhenUsed="1"/>
+    <w:lsdException w:name="Normal Indent" w:semiHidden="1" w:unhideWhenUsed="1"/>
+    <w:lsdException w:name="footnote text" w:semiHidden="1" w:unhideWhenUsed="1"/>
+    <w:lsdException w:name="annotation text" w:semiHidden="1" w:unhideWhenUsed="1"/>
+    <w:lsdException w:name="header" w:semiHidden="1" w:unhideWhenUsed="1"/>
+    <w:lsdException w:name="footer" w:semiHidden="1" w:unhideWhenUsed="1"/>
+    <w:lsdException w:name="index heading" w:semiHidden="1" w:unhideWhenUsed="1"/>
+    <w:lsdException w:name="caption" w:semiHidden="1" w:uiPriority="35" w:unhideWhenUsed="1" w:qFormat="1"/>
+    <w:lsdException w:name="table of figures" w:semiHidden="1" w:unhideWhenUsed="1"/>
+    <w:lsdException w:name="envelope address" w:semiHidden="1" w:unhideWhenUsed="1"/>
+    <w:lsdException w:name="envelope return" w:semiHidden="1" w:unhideWhenUsed="1"/>
+    <w:lsdException w:name="footnote reference" w:semiHidden="1" w:unhideWhenUsed="1"/>
+    <w:lsdException w:name="annotation reference" w:semiHidden="1" w:unhideWhenUsed="1"/>
+    <w:lsdException w:name="line number" w:semiHidden="1" w:unhideWhenUsed="1"/>
+    <w:lsdException w:name="page number" w:semiHidden="1" w:unhideWhenUsed="1"/>
+    <w:lsdException w:name="endnote reference" w:semiHidden="1" w:unhideWhenUsed="1"/>
+    <w:lsdException w:name="endnote text" w:semiHidden="1" w:unhideWhenUsed="1"/>
+    <w:lsdException w:name="table of authorities" w:semiHidden="1" w:unhideWhenUsed="1"/>
+    <w:lsdException w:name="macro" w:semiHidden="1" w:unhideWhenUsed="1"/>
+    <w:lsdException w:name="toa heading" w:semiHidden="1" w:unhideWhenUsed="1"/>
+    <w:lsdException w:name="List" w:semiHidden="1" w:unhideWhenUsed="1"/>
+    <w:lsdException w:name="List Bullet" w:semiHidden="1" w:unhideWhenUsed="1"/>
+    <w:lsdException w:name="List Number" w:semiHidden="1" w:unhideWhenUsed="1"/>
+    <w:lsdException w:name="List 2" w:semiHidden="1" w:unhideWhenUsed="1"/>
+    <w:lsdException w:name="List 3" w:semiHidden="1" w:unhideWhenUsed="1"/>
+    <w:lsdException w:name="List 4" w:semiHidden="1" w:unhideWhenUsed="1"/>
+    <w:lsdException w:name="List 5" w:semiHidden="1" w:unhideWhenUsed="1"/>
+    <w:lsdException w:name="List Bullet 2" w:semiHidden="1" w:unhideWhenUsed="1"/>
+    <w:lsdException w:name="List Bullet 3" w:semiHidden="1" w:unhideWhenUsed="1"/>
+    <w:lsdException w:name="List Bullet 4" w:semiHidden="1" w:unhideWhenUsed="1"/>
+    <w:lsdException w:name="List Bullet 5" w:semiHidden="1" w:unhideWhenUsed="1"/>
+    <w:lsdException w:name="List Number 2" w:semiHidden="1" w:unhideWhenUsed="1"/>
+    <w:lsdException w:name="List Number 3" w:semiHidden="1" w:unhideWhenUsed="1"/>
+    <w:lsdException w:name="List Number 4" w:semiHidden="1" w:unhideWhenUsed="1"/>
+    <w:lsdException w:name="List Number 5" w:semiHidden="1" w:unhideWhenUsed="1"/>
+    <w:lsdException w:name="Title" w:uiPriority="10" w:qFormat="1"/>
+    <w:lsdException w:name="Closing" w:semiHidden="1" w:unhideWhenUsed="1"/>
+    <w:lsdException w:name="Signature" w:semiHidden="1" w:unhideWhenUsed="1"/>
+    <w:lsdException w:name="Default Paragraph Font" w:semiHidden="1" w:uiPriority="1" w:unhideWhenUsed="1"/>
+    <w:lsdException w:name="Body Text" w:semiHidden="1" w:unhideWhenUsed="1"/>
+    <w:lsdException w:name="Body Text Indent" w:semiHidden="1" w:unhideWhenUsed="1"/>
+    <w:lsdException w:name="List Continue" w:semiHidden="1" w:unhideWhenUsed="1"/>
+    <w:lsdException w:name="List Continue 2" w:semiHidden="1" w:unhideWhenUsed="1"/>
+    <w:lsdException w:name="List Continue 3" w:semiHidden="1" w:unhideWhenUsed="1"/>
+    <w:lsdException w:name="List Continue 4" w:semiHidden="1" w:unhideWhenUsed="1"/>
+    <w:lsdException w:name="List Continue 5" w:semiHidden="1" w:unhideWhenUsed="1"/>
+    <w:lsdException w:name="Message Header" w:semiHidden="1" w:unhideWhenUsed="1"/>
+    <w:lsdException w:name="Subtitle" w:uiPriority="11" w:qFormat="1"/>
+    <w:lsdException w:name="Salutation" w:semiHidden="1" w:unhideWhenUsed="1"/>
+    <w:lsdException w:name="Date" w:semiHidden="1" w:unhideWhenUsed="1"/>
+    <w:lsdException w:name="Body Text First Indent" w:semiHidden="1" w:unhideWhenUsed="1"/>
+    <w:lsdException w:name="Body Text First Indent 2" w:semiHidden="1" w:unhideWhenUsed="1"/>
+    <w:lsdException w:name="Note Heading" w:semiHidden="1" w:unhideWhenUsed="1"/>
+    <w:lsdException w:name="Body Text 2" w:semiHidden="1" w:unhideWhenUsed="1"/>
+    <w:lsdException w:name="Body Text 3" w:semiHidden="1" w:unhideWhenUsed="1"/>
+    <w:lsdException w:name="Body Text Indent 2" w:semiHidden="1" w:unhideWhenUsed="1"/>
+    <w:lsdException w:name="Body Text Indent 3" w:semiHidden="1" w:unhideWhenUsed="1"/>
+    <w:lsdException w:name="Block Text" w:semiHidden="1" w:unhideWhenUsed="1"/>
+    <w:lsdException w:name="Hyperlink" w:semiHidden="1" w:unhideWhenUsed="1"/>
+    <w:lsdException w:name="FollowedHyperlink" w:semiHidden="1" w:unhideWhenUsed="1"/>
+    <w:lsdException w:name="Strong" w:uiPriority="22" w:qFormat="1"/>
+    <w:lsdException w:name="Emphasis" w:uiPriority="20" w:qFormat="1"/>
+    <w:lsdException w:name="Document Map" w:semiHidden="1" w:unhideWhenUsed="1"/>
+    <w:lsdException w:name="Plain Text" w:semiHidden="1" w:unhideWhenUsed="1"/>
+    <w:lsdException w:name="E-mail Signature" w:semiHidden="1" w:unhideWhenUsed="1"/>
+    <w:lsdException w:name="HTML Top of Form" w:semiHidden="1" w:unhideWhenUsed="1"/>
+    <w:lsdException w:name="HTML Bottom of Form" w:semiHidden="1" w:unhideWhenUsed="1"/>
+    <w:lsdException w:name="Normal (Web)" w:semiHidden="1" w:unhideWhenUsed="1"/>
+    <w:lsdException w:name="HTML Acronym" w:semiHidden="1" w:unhideWhenUsed="1"/>
+    <w:lsdException w:name="HTML Address" w:semiHidden="1" w:unhideWhenUsed="1"/>
+    <w:lsdException w:name="HTML Cite" w:semiHidden="1" w:unhideWhenUsed="1"/>
+    <w:lsdException w:name="HTML Code" w:semiHidden="1" w:unhideWhenUsed="1"/>
+    <w:lsdException w:name="HTML Definition" w:semiHidden="1" w:unhideWhenUsed="1"/>
+    <w:lsdException w:name="HTML Keyboard" w:semiHidden="1" w:unhideWhenUsed="1"/>
+    <w:lsdException w:name="HTML Preformatted" w:semiHidden="1" w:unhideWhenUsed="1"/>
+    <w:lsdException w:name="HTML Sample" w:semiHidden="1" w:unhideWhenUsed="1"/>
+    <w:lsdException w:name="HTML Typewriter" w:semiHidden="1" w:unhideWhenUsed="1"/>
+    <w:lsdException w:name="HTML Variable" w:semiHidden="1" w:unhideWhenUsed="1"/>
+    <w:lsdException w:name="Normal Table" w:semiHidden="1" w:unhideWhenUsed="1"/>
+    <w:lsdException w:name="annotation subject" w:semiHidden="1" w:unhideWhenUsed="1"/>
+    <w:lsdException w:name="No List" w:semiHidden="1" w:unhideWhenUsed="1"/>
+    <w:lsdException w:name="Outline List 1" w:semiHidden="1" w:unhideWhenUsed="1"/>
+    <w:lsdException w:name="Outline List 2" w:semiHidden="1" w:unhideWhenUsed="1"/>
+    <w:lsdException w:name="Outline List 3" w:semiHidden="1" w:unhideWhenUsed="1"/>
+    <w:lsdException w:name="Table Simple 1" w:semiHidden="1" w:unhideWhenUsed="1"/>
+    <w:lsdException w:name="Table Simple 2" w:semiHidden="1" w:unhideWhenUsed="1"/>
+    <w:lsdException w:name="Table Simple 3" w:semiHidden="1" w:unhideWhenUsed="1"/>
+    <w:lsdException w:name="Table Classic 1" w:semiHidden="1" w:unhideWhenUsed="1"/>
+    <w:lsdException w:name="Table Classic 2" w:semiHidden="1" w:unhideWhenUsed="1"/>
+    <w:lsdException w:name="Table Classic 3" w:semiHidden="1" w:unhideWhenUsed="1"/>
+    <w:lsdException w:name="Table Classic 4" w:semiHidden="1" w:unhideWhenUsed="1"/>
+    <w:lsdException w:name="Table Colorful 1" w:semiHidden="1" w:unhideWhenUsed="1"/>
+    <w:lsdException w:name="Table Colorful 2" w:semiHidden="1" w:unhideWhenUsed="1"/>
+    <w:lsdException w:name="Table Colorful 3" w:semiHidden="1" w:unhideWhenUsed="1"/>
+    <w:lsdException w:name="Table Columns 1" w:semiHidden="1" w:unhideWhenUsed="1"/>
+    <w:lsdException w:name="Table Columns 2" w:semiHidden="1" w:unhideWhenUsed="1"/>
+    <w:lsdException w:name="Table Columns 3" w:semiHidden="1" w:unhideWhenUsed="1"/>
+    <w:lsdException w:name="Table Columns 4" w:semiHidden="1" w:unhideWhenUsed="1"/>
+    <w:lsdException w:name="Table Columns 5" w:semiHidden="1" w:unhideWhenUsed="1"/>
+    <w:lsdException w:name="Table Grid 1" w:semiHidden="1" w:unhideWhenUsed="1"/>
+    <w:lsdException w:name="Table Grid 2" w:semiHidden="1" w:unhideWhenUsed="1"/>
+    <w:lsdException w:name="Table Grid 3" w:semiHidden="1" w:unhideWhenUsed="1"/>
+    <w:lsdException w:name="Table Grid 4" w:semiHidden="1" w:unhideWhenUsed="1"/>
+    <w:lsdException w:name="Table Grid 5" w:semiHidden="1" w:unhideWhenUsed="1"/>
+    <w:lsdException w:name="Table Grid 6" w:semiHidden="1" w:unhideWhenUsed="1"/>
+    <w:lsdException w:name="Table Grid 7" w:semiHidden="1" w:unhideWhenUsed="1"/>
+    <w:lsdException w:name="Table Grid 8" w:semiHidden="1" w:unhideWhenUsed="1"/>
+    <w:lsdException w:name="Table List 1" w:semiHidden="1" w:unhideWhenUsed="1"/>
+    <w:lsdException w:name="Table List 2" w:semiHidden="1" w:unhideWhenUsed="1"/>
+    <w:lsdException w:name="Table List 3" w:semiHidden="1" w:unhideWhenUsed="1"/>
+    <w:lsdException w:name="Table List 4" w:semiHidden="1" w:unhideWhenUsed="1"/>
+    <w:lsdException w:name="Table List 5" w:semiHidden="1" w:unhideWhenUsed="1"/>
+    <w:lsdException w:name="Table List 6" w:semiHidden="1" w:unhideWhenUsed="1"/>
+    <w:lsdException w:name="Table List 7" w:semiHidden="1" w:unhideWhenUsed="1"/>
+    <w:lsdException w:name="Table List 8" w:semiHidden="1" w:unhideWhenUsed="1"/>
+    <w:lsdException w:name="Table 3D effects 1" w:semiHidden="1" w:unhideWhenUsed="1"/>
+    <w:lsdException w:name="Table 3D effects 2" w:semiHidden="1" w:unhideWhenUsed="1"/>
+    <w:lsdException w:name="Table 3D effects 3" w:semiHidden="1" w:unhideWhenUsed="1"/>
+    <w:lsdException w:name="Table Contemporary" w:semiHidden="1" w:unhideWhenUsed="1"/>
+    <w:lsdException w:name="Table Elegant" w:semiHidden="1" w:unhideWhenUsed="1"/>
+    <w:lsdException w:name="Table Professional" w:semiHidden="1" w:unhideWhenUsed="1"/>
+    <w:lsdException w:name="Table Subtle 1" w:semiHidden="1" w:unhideWhenUsed="1"/>
+    <w:lsdException w:name="Table Subtle 2" w:semiHidden="1" w:unhideWhenUsed="1"/>
+    <w:lsdException w:name="Table Web 1" w:semiHidden="1" w:unhideWhenUsed="1"/>
+    <w:lsdException w:name="Table Web 2" w:semiHidden="1" w:unhideWhenUsed="1"/>
+    <w:lsdException w:name="Table Web 3" w:semiHidden="1" w:unhideWhenUsed="1"/>
+    <w:lsdException w:name="Balloon Text" w:semiHidden="1" w:unhideWhenUsed="1"/>
+    <w:lsdException w:name="Table Grid" w:uiPriority="59"/>
+    <w:lsdException w:name="Table Theme" w:semiHidden="1" w:unhideWhenUsed="1"/>
+    <w:lsdException w:name="Placeholder Text" w:semiHidden="1"/>
+    <w:lsdException w:name="No Spacing" w:uiPriority="1" w:qFormat="1"/>
+    <w:lsdException w:name="Light Shading" w:uiPriority="60"/>
+    <w:lsdException w:name="Light List" w:uiPriority="61"/>
+    <w:lsdException w:name="Light Grid" w:uiPriority="62"/>
+    <w:lsdException w:name="Medium Shading 1" w:uiPriority="63"/>
+    <w:lsdException w:name="Medium Shading 2" w:uiPriority="64"/>
+    <w:lsdException w:name="Medium List 1" w:uiPriority="65"/>
+    <w:lsdException w:name="Medium List 2" w:uiPriority="66"/>
+    <w:lsdException w:name="Medium Grid 1" w:uiPriority="67"/>
+    <w:lsdException w:name="Medium Grid 2" w:uiPriority="68"/>
+    <w:lsdException w:name="Medium Grid 3" w:uiPriority="69"/>
+    <w:lsdException w:name="Dark List" w:uiPriority="70"/>
+    <w:lsdException w:name="Colorful Shading" w:uiPriority="71"/>
+    <w:lsdException w:name="Colorful List" w:uiPriority="72"/>
+    <w:lsdException w:name="Colorful Grid" w:uiPriority="73"/>
+    <w:lsdException w:name="Light Shading Accent 1" w:uiPriority="60"/>
+    <w:lsdException w:name="Light List Accent 1" w:uiPriority="61"/>
+    <w:lsdException w:name="Light Grid Accent 1" w:uiPriority="62"/>
+    <w:lsdException w:name="Medium Shading 1 Accent 1" w:uiPriority="63"/>
+    <w:lsdException w:name="Medium Shading 2 Accent 1" w:uiPriority="64"/>
+    <w:lsdException w:name="Medium List 1 Accent 1" w:uiPriority="65"/>
+    <w:lsdException w:name="Revision" w:semiHidden="1"/>
+    <w:lsdException w:name="List Paragraph" w:uiPriority="34" w:qFormat="1"/>
+    <w:lsdException w:name="Quote" w:uiPriority="29" w:qFormat="1"/>
+    <w:lsdException w:name="Intense Quote" w:uiPriority="30" w:qFormat="1"/>
+    <w:lsdException w:name="Medium List 2 Accent 1" w:uiPriority="66"/>
+    <w:lsdException w:name="Medium Grid 1 Accent 1" w:uiPriority="67"/>
+    <w:lsdException w:name="Medium Grid 2 Accent 1" w:uiPriority="68"/>
+    <w:lsdException w:name="Medium Grid 3 Accent 1" w:uiPriority="69"/>
+    <w:lsdException w:name="Dark List Accent 1" w:uiPriority="70"/>
+    <w:lsdException w:name="Colorful Shading Accent 1" w:uiPriority="71"/>
+    <w:lsdException w:name="Colorful List Accent 1" w:uiPriority="72"/>
+    <w:lsdException w:name="Colorful Grid Accent 1" w:uiPriority="73"/>
+    <w:lsdException w:name="Light Shading Accent 2" w:uiPriority="60"/>
+    <w:lsdException w:name="Light List Accent 2" w:uiPriority="61"/>
+    <w:lsdException w:name="Light Grid Accent 2" w:uiPriority="62"/>
+    <w:lsdException w:name="Medium Shading 1 Accent 2" w:uiPriority="63"/>
+    <w:lsdException w:name="Medium Shading 2 Accent 2" w:uiPriority="64"/>
+    <w:lsdException w:name="Medium List 1 Accent 2" w:uiPriority="65"/>
+    <w:lsdException w:name="Medium List 2 Accent 2" w:uiPriority="66"/>
+    <w:lsdException w:name="Medium Grid 1 Accent 2" w:uiPriority="67"/>
+    <w:lsdException w:name="Medium Grid 2 Accent 2" w:uiPriority="68"/>
+    <w:lsdException w:name="Medium Grid 3 Accent 2" w:uiPriority="69"/>
+    <w:lsdException w:name="Dark List Accent 2" w:uiPriority="70"/>
+    <w:lsdException w:name="Colorful Shading Accent 2" w:uiPriority="71"/>
+    <w:lsdException w:name="Colorful List Accent 2" w:uiPriority="72"/>
+    <w:lsdException w:name="Colorful Grid Accent 2" w:uiPriority="73"/>
+    <w:lsdException w:name="Light Shading Accent 3" w:uiPriority="60"/>
+    <w:lsdException w:name="Light List Accent 3" w:uiPriority="61"/>
+    <w:lsdException w:name="Light Grid Accent 3" w:uiPriority="62"/>
+    <w:lsdException w:name="Medium Shading 1 Accent 3" w:uiPriority="63"/>
+    <w:lsdException w:name="Medium Shading 2 Accent 3" w:uiPriority="64"/>
+    <w:lsdException w:name="Medium List 1 Accent 3" w:uiPriority="65"/>
+    <w:lsdException w:name="Medium List 2 Accent 3" w:uiPriority="66"/>
+    <w:lsdException w:name="Medium Grid 1 Accent 3" w:uiPriority="67"/>
+    <w:lsdException w:name="Medium Grid 2 Accent 3" w:uiPriority="68"/>
+    <w:lsdException w:name="Medium Grid 3 Accent 3" w:uiPriority="69"/>
+    <w:lsdException w:name="Dark List Accent 3" w:uiPriority="70"/>
+    <w:lsdException w:name="Colorful Shading Accent 3" w:uiPriority="71"/>
+    <w:lsdException w:name="Colorful List Accent 3" w:uiPriority="72"/>
+    <w:lsdException w:name="Colorful Grid Accent 3" w:uiPriority="73"/>
+    <w:lsdException w:name="Light Shading Accent 4" w:uiPriority="60"/>
+    <w:lsdException w:name="Light List Accent 4" w:uiPriority="61"/>
+    <w:lsdException w:name="Light Grid Accent 4" w:uiPriority="62"/>
+    <w:lsdException w:name="Medium Shading 1 Accent 4" w:uiPriority="63"/>
+    <w:lsdException w:name="Medium Shading 2 Accent 4" w:uiPriority="64"/>
+    <w:lsdException w:name="Medium List 1 Accent 4" w:uiPriority="65"/>
+    <w:lsdException w:name="Medium List 2 Accent 4" w:uiPriority="66"/>
+    <w:lsdException w:name="Medium Grid 1 Accent 4" w:uiPriority="67"/>
+    <w:lsdException w:name="Medium Grid 2 Accent 4" w:uiPriority="68"/>
+    <w:lsdException w:name="Medium Grid 3 Accent 4" w:uiPriority="69"/>
+    <w:lsdException w:name="Dark List Accent 4" w:uiPriority="70"/>
+    <w:lsdException w:name="Colorful Shading Accent 4" w:uiPriority="71"/>
+    <w:lsdException w:name="Colorful List Accent 4" w:uiPriority="72"/>
+    <w:lsdException w:name="Colorful Grid Accent 4" w:uiPriority="73"/>
+    <w:lsdException w:name="Light Shading Accent 5" w:uiPriority="60"/>
+    <w:lsdException w:name="Light List Accent 5" w:uiPriority="61"/>
+    <w:lsdException w:name="Light Grid Accent 5" w:uiPriority="62"/>
+    <w:lsdException w:name="Medium Shading 1 Accent 5" w:uiPriority="63"/>
+    <w:lsdException w:name="Medium Shading 2 Accent 5" w:uiPriority="64"/>
+    <w:lsdException w:name="Medium List 1 Accent 5" w:uiPriority="65"/>
+    <w:lsdException w:name="Medium List 2 Accent 5" w:uiPriority="66"/>
+    <w:lsdException w:name="Medium Grid 1 Accent 5" w:uiPriority="67"/>
+    <w:lsdException w:name="Medium Grid 2 Accent 5" w:uiPriority="68"/>
+    <w:lsdException w:name="Medium Grid 3 Accent 5" w:uiPriority="69"/>
+    <w:lsdException w:name="Dark List Accent 5" w:uiPriority="70"/>
+    <w:lsdException w:name="Colorful Shading Accent 5" w:uiPriority="71"/>
+    <w:lsdException w:name="Colorful List Accent 5" w:uiPriority="72"/>
+    <w:lsdException w:name="Colorful Grid Accent 5" w:uiPriority="73"/>
+    <w:lsdException w:name="Light Shading Accent 6" w:uiPriority="60"/>
+    <w:lsdException w:name="Light List Accent 6" w:uiPriority="61"/>
+    <w:lsdException w:name="Light Grid Accent 6" w:uiPriority="62"/>
+    <w:lsdException w:name="Medium Shading 1 Accent 6" w:uiPriority="63"/>
+    <w:lsdException w:name="Medium Shading 2 Accent 6" w:uiPriority="64"/>
+    <w:lsdException w:name="Medium List 1 Accent 6" w:uiPriority="65"/>
+    <w:lsdException w:name="Medium List 2 Accent 6" w:uiPriority="66"/>
+    <w:lsdException w:name="Medium Grid 1 Accent 6" w:uiPriority="67"/>
+    <w:lsdException w:name="Medium Grid 2 Accent 6" w:uiPriority="68"/>
+    <w:lsdException w:name="Medium Grid 3 Accent 6" w:uiPriority="69"/>
+    <w:lsdException w:name="Dark List Accent 6" w:uiPriority="70"/>
+    <w:lsdException w:name="Colorful Shading Accent 6" w:uiPriority="71"/>
+    <w:lsdException w:name="Colorful List Accent 6" w:uiPriority="72"/>
+    <w:lsdException w:name="Colorful Grid Accent 6" w:uiPriority="73"/>
+    <w:lsdException w:name="Subtle Emphasis" w:uiPriority="19" w:qFormat="1"/>
+    <w:lsdException w:name="Intense Emphasis" w:uiPriority="21" w:qFormat="1"/>
+    <w:lsdException w:name="Subtle Reference" w:uiPriority="31" w:qFormat="1"/>
+    <w:lsdException w:name="Intense Reference" w:uiPriority="32" w:qFormat="1"/>
+    <w:lsdException w:name="Book Title" w:uiPriority="33" w:qFormat="1"/>
+    <w:lsdException w:name="Bibliography" w:semiHidden="1" w:uiPriority="37" w:unhideWhenUsed="1"/>
+    <w:lsdException w:name="TOC Heading" w:semiHidden="1" w:uiPriority="39" w:unhideWhenUsed="1" w:qFormat="1"/>
+    <w:lsdException w:name="Plain Table 1" w:uiPriority="41"/>
+    <w:lsdException w:name="Plain Table 2" w:uiPriority="42"/>
+    <w:lsdException w:name="Plain Table 3" w:uiPriority="43"/>
+    <w:lsdException w:name="Plain Table 4" w:uiPriority="44"/>
+    <w:lsdException w:name="Plain Table 5" w:uiPriority="45"/>
+    <w:lsdException w:name="Grid Table Light" w:uiPriority="40"/>
+    <w:lsdException w:name="Grid Table 1 Light" w:uiPriority="46"/>
+    <w:lsdException w:name="Grid Table 2" w:uiPriority="47"/>
+    <w:lsdException w:name="Grid Table 3" w:uiPriority="48"/>
+    <w:lsdException w:name="Grid Table 4" w:uiPriority="49"/>
+    <w:lsdException w:name="Grid Table 5 Dark" w:uiPriority="50"/>
+    <w:lsdException w:name="Grid Table 6 Colorful" w:uiPriority="51"/>
+    <w:lsdException w:name="Grid Table 7 Colorful" w:uiPriority="52"/>
+    <w:lsdException w:name="Grid Table 1 Light Accent 1" w:uiPriority="46"/>
+    <w:lsdException w:name="Grid Table 2 Accent 1" w:uiPriority="47"/>
+    <w:lsdException w:name="Grid Table 3 Accent 1" w:uiPriority="48"/>
+    <w:lsdException w:name="Grid Table 4 Accent 1" w:uiPriority="49"/>
+    <w:lsdException w:name="Grid Table 5 Dark Accent 1" w:uiPriority="50"/>
+    <w:lsdException w:name="Grid Table 6 Colorful Accent 1" w:uiPriority="51"/>
+    <w:lsdException w:name="Grid Table 7 Colorful Accent 1" w:uiPriority="52"/>
+    <w:lsdException w:name="Grid Table 1 Light Accent 2" w:uiPriority="46"/>
+    <w:lsdException w:name="Grid Table 2 Accent 2" w:uiPriority="47"/>
+    <w:lsdException w:name="Grid Table 3 Accent 2" w:uiPriority="48"/>
+    <w:lsdException w:name="Grid Table 4 Accent 2" w:uiPriority="49"/>
+    <w:lsdException w:name="Grid Table 5 Dark Accent 2" w:uiPriority="50"/>
+    <w:lsdException w:name="Grid Table 6 Colorful Accent 2" w:uiPriority="51"/>
+    <w:lsdException w:name="Grid Table 7 Colorful Accent 2" w:uiPriority="52"/>
+    <w:lsdException w:name="Grid Table 1 Light Accent 3" w:uiPriority="46"/>
+    <w:lsdException w:name="Grid Table 2 Accent 3" w:uiPriority="47"/>
+    <w:lsdException w:name="Grid Table 3 Accent 3" w:uiPriority="48"/>
+    <w:lsdException w:name="Grid Table 4 Accent 3" w:uiPriority="49"/>
+    <w:lsdException w:name="Grid Table 5 Dark Accent 3" w:uiPriority="50"/>
+    <w:lsdException w:name="Grid Table 6 Colorful Accent 3" w:uiPriority="51"/>
+    <w:lsdException w:name="Grid Table 7 Colorful Accent 3" w:uiPriority="52"/>
+    <w:lsdException w:name="Grid Table 1 Light Accent 4" w:uiPriority="46"/>
+    <w:lsdException w:name="Grid Table 2 Accent 4" w:uiPriority="47"/>
+    <w:lsdException w:name="Grid Table 3 Accent 4" w:uiPriority="48"/>
+    <w:lsdException w:name="Grid Table 4 Accent 4" w:uiPriority="49"/>
+    <w:lsdException w:name="Grid Table 5 Dark Accent 4" w:uiPriority="50"/>
+    <w:lsdException w:name="Grid Table 6 Colorful Accent 4" w:uiPriority="51"/>
+    <w:lsdException w:name="Grid Table 7 Colorful Accent 4" w:uiPriority="52"/>
+    <w:lsdException w:name="Grid Table 1 Light Accent 5" w:uiPriority="46"/>
+    <w:lsdException w:name="Grid Table 2 Accent 5" w:uiPriority="47"/>
+    <w:lsdException w:name="Grid Table 3 Accent 5" w:uiPriority="48"/>
+    <w:lsdException w:name="Grid Table 4 Accent 5" w:uiPriority="49"/>
+    <w:lsdException w:name="Grid Table 5 Dark Accent 5" w:uiPriority="50"/>
+    <w:lsdException w:name="Grid Table 6 Colorful Accent 5" w:uiPriority="51"/>
+    <w:lsdException w:name="Grid Table 7 Colorful Accent 5" w:uiPriority="52"/>
+    <w:lsdException w:name="Grid Table 1 Light Accent 6" w:uiPriority="46"/>
+    <w:lsdException w:name="Grid Table 2 Accent 6" w:uiPriority="47"/>
+    <w:lsdException w:name="Grid Table 3 Accent 6" w:uiPriority="48"/>
+    <w:lsdException w:name="Grid Table 4 Accent 6" w:uiPriority="49"/>
+    <w:lsdException w:name="Grid Table 5 Dark Accent 6" w:uiPriority="50"/>
+    <w:lsdException w:name="Grid Table 6 Colorful Accent 6" w:uiPriority="51"/>
+    <w:lsdException w:name="Grid Table 7 Colorful Accent 6" w:uiPriority="52"/>
+    <w:lsdException w:name="List Table 1 Light" w:uiPriority="46"/>
+    <w:lsdException w:name="List Table 2" w:uiPriority="47"/>
+    <w:lsdException w:name="List Table 3" w:uiPriority="48"/>
+    <w:lsdException w:name="List Table 4" w:uiPriority="49"/>
+    <w:lsdException w:name="List Table 5 Dark" w:uiPriority="50"/>
+    <w:lsdException w:name="List Table 6 Colorful" w:uiPriority="51"/>
+    <w:lsdException w:name="List Table 7 Colorful" w:uiPriority="52"/>
+    <w:lsdException w:name="List Table 1 Light Accent 1" w:uiPriority="46"/>
+    <w:lsdException w:name="List Table 2 Accent 1" w:uiPriority="47"/>
+    <w:lsdException w:name="List Table 3 Accent 1" w:uiPriority="48"/>
+    <w:lsdException w:name="List Table 4 Accent 1" w:uiPriority="49"/>
+    <w:lsdException w:name="List Table 5 Dark Accent 1" w:uiPriority="50"/>
+    <w:lsdException w:name="List Table 6 Colorful Accent 1" w:uiPriority="51"/>
+    <w:lsdException w:name="List Table 7 Colorful Accent 1" w:uiPriority="52"/>
+    <w:lsdException w:name="List Table 1 Light Accent 2" w:uiPriority="46"/>
+    <w:lsdException w:name="List Table 2 Accent 2" w:uiPriority="47"/>
+    <w:lsdException w:name="List Table 3 Accent 2" w:uiPriority="48"/>
+    <w:lsdException w:name="List Table 4 Accent 2" w:uiPriority="49"/>
+    <w:lsdException w:name="List Table 5 Dark Accent 2" w:uiPriority="50"/>
+    <w:lsdException w:name="List Table 6 Colorful Accent 2" w:uiPriority="51"/>
+    <w:lsdException w:name="List Table 7 Colorful Accent 2" w:uiPriority="52"/>
+    <w:lsdException w:name="List Table 1 Light Accent 3" w:uiPriority="46"/>
+    <w:lsdException w:name="List Table 2 Accent 3" w:uiPriority="47"/>
+    <w:lsdException w:name="List Table 3 Accent 3" w:uiPriority="48"/>
+    <w:lsdException w:name="List Table 4 Accent 3" w:uiPriority="49"/>
+    <w:lsdException w:name="List Table 5 Dark Accent 3" w:uiPriority="50"/>
+    <w:lsdException w:name="List Table 6 Colorful Accent 3" w:uiPriority="51"/>
+    <w:lsdException w:name="List Table 7 Colorful Accent 3" w:uiPriority="52"/>
+    <w:lsdException w:name="List Table 1 Light Accent 4" w:uiPriority="46"/>
+    <w:lsdException w:name="List Table 2 Accent 4" w:uiPriority="47"/>
+    <w:lsdException w:name="List Table 3 Accent 4" w:uiPriority="48"/>
+    <w:lsdException w:name="List Table 4 Accent 4" w:uiPriority="49"/>
+    <w:lsdException w:name="List Table 5 Dark Accent 4" w:uiPriority="50"/>
+    <w:lsdException w:name="List Table 6 Colorful Accent 4" w:uiPriority="51"/>
+    <w:lsdException w:name="List Table 7 Colorful Accent 4" w:uiPriority="52"/>
+    <w:lsdException w:name="List Table 1 Light Accent 5" w:uiPriority="46"/>
+    <w:lsdException w:name="List Table 2 Accent 5" w:uiPriority="47"/>
+    <w:lsdException w:name="List Table 3 Accent 5" w:uiPriority="48"/>
+    <w:lsdException w:name="List Table 4 Accent 5" w:uiPriority="49"/>
+    <w:lsdException w:name="List Table 5 Dark Accent 5" w:uiPriority="50"/>
+    <w:lsdException w:name="List Table 6 Colorful Accent 5" w:uiPriority="51"/>
+    <w:lsdException w:name="List Table 7 Colorful Accent 5" w:uiPriority="52"/>
+    <w:lsdException w:name="List Table 1 Light Accent 6" w:uiPriority="46"/>
+    <w:lsdException w:name="List Table 2 Accent 6" w:uiPriority="47"/>
+    <w:lsdException w:name="List Table 3 Accent 6" w:uiPriority="48"/>
+    <w:lsdException w:name="List Table 4 Accent 6" w:uiPriority="49"/>
+    <w:lsdException w:name="List Table 5 Dark Accent 6" w:uiPriority="50"/>
+    <w:lsdException w:name="List Table 6 Colorful Accent 6" w:uiPriority="51"/>
+    <w:lsdException w:name="List Table 7 Colorful Accent 6" w:uiPriority="52"/>
+    <w:lsdException w:name="Mention" w:semiHidden="1" w:unhideWhenUsed="1"/>
+    <w:lsdException w:name="Smart Hyperlink" w:semiHidden="1" w:unhideWhenUsed="1"/>
+    <w:lsdException w:name="Hashtag" w:semiHidden="1" w:unhideWhenUsed="1"/>
+    <w:lsdException w:name="Unresolved Mention" w:semiHidden="1" w:unhideWhenUsed="1"/>
+    <w:lsdException w:name="Smart Link" w:semiHidden="1" w:unhideWhenUsed="1"/>
   </w:latentStyles>
   <w:style w:type="paragraph" w:default="1" w:styleId="Normal">
     <w:name w:val="Normal"/>
